--- a/docs/evolucao/relatorio-testes.docx
+++ b/docs/evolucao/relatorio-testes.docx
@@ -30,7 +30,7 @@
           <w:b w:val="false"/>
           <w:bCs w:val="false"/>
         </w:rPr>
-        <w:t xml:space="preserve">Data: 14/10/2026. Este relatório registra evidência efetivamente produzida; testes escritos, aprovação técnica, build, sandbox e homologação de aparelho são estados distintos. As evidências históricas da Sprint 2 inicial permanecem em </w:t>
+        <w:t xml:space="preserve">Data da consolidação local: 14/10/2026; publicação e registros remotos atualizados em 15/10/2026. Este relatório registra evidência efetivamente produzida; testes escritos, aprovação técnica, build, sandbox e homologação de aparelho são estados distintos. As evidências históricas da Sprint 2 inicial permanecem em </w:t>
       </w:r>
       <w:r>
         <w:rPr>
@@ -80,7 +80,7 @@
           <w:b w:val="false"/>
           <w:bCs w:val="false"/>
         </w:rPr>
-        <w:t xml:space="preserve">Windows, Node 24.15.0, pnpm 10.33.2, PostgreSQL 17 em Docker. API Fastify, React web, SeaweedFS S3 privado e Mailpit SMTP locais. Banco de testes termina em </w:t>
+        <w:t xml:space="preserve">Windows, Node 24.15.0, pnpm 10.33.2, PostgreSQL 17 em Docker; CI reproduzida em runner Ubuntu do GitHub Actions. API Fastify, React web, SeaweedFS S3 privado e Mailpit SMTP locais. Banco de testes termina em </w:t>
       </w:r>
       <w:r>
         <w:rPr>
@@ -97,7 +97,7 @@
           <w:b w:val="false"/>
           <w:bCs w:val="false"/>
         </w:rPr>
-        <w:t xml:space="preserve">; migrations sequenciais, sem limpeza da base demonstrativa. Dados fictícios. Cliente Expo tem manifesto e lock próprios. Nenhuma cobrança/conta financeira/publicação pública foi executada durante testes.</w:t>
+        <w:t xml:space="preserve">; migrations sequenciais, sem limpeza da base demonstrativa. Dados fictícios. Cliente Expo tem manifesto e lock próprios. Não houve cobrança, abertura de conta financeira ou implantação de site/API públicos. O código foi publicado no GitHub com autorização.</w:t>
       </w:r>
     </w:p>
     <w:p>
@@ -1299,7 +1299,7 @@
                 <w:sz w:val="20"/>
                 <w:szCs w:val="20"/>
               </w:rPr>
-              <w:t xml:space="preserve">Tipos, dependências, Doctor, transporte e Hermes Android/iOS</w:t>
+              <w:t xml:space="preserve">Tipos, dependências, Doctor, transporte, Hermes Android/iOS e compilação APK</w:t>
             </w:r>
           </w:p>
         </w:tc>
@@ -1331,7 +1331,7 @@
                 <w:sz w:val="20"/>
                 <w:szCs w:val="20"/>
               </w:rPr>
-              <w:t xml:space="preserve">Passaram: verificação detalhada (evidencias/mobile-verificacao.md), 9/9 transporte (evidencias/mobile-tests.json), hashes dos bundles (evidencias/mobile-bundles.json); APK/IPA/aparelho não homologados</w:t>
+              <w:t xml:space="preserve">Passaram: verificação detalhada (evidencias/mobile-verificacao.md), 9/9 transporte (evidencias/mobile-tests.json), hashes dos bundles (evidencias/mobile-bundles.json) e build APK remoto (evidencias/github-android-build.json). Integração completa em aparelho e IPA pendentes</w:t>
             </w:r>
           </w:p>
         </w:tc>
@@ -1369,39 +1369,39 @@
                 <w:sz w:val="20"/>
                 <w:szCs w:val="20"/>
               </w:rPr>
-              <w:t xml:space="preserve">TLS local</w:t>
-            </w:r>
-          </w:p>
-        </w:tc>
-        <w:tc>
-          <w:tcPr>
-            <w:tcW w:type="dxa" w:w="3212"/>
-            <w:tcBorders>
-              <w:top w:val="single" w:color="D2DCD6" w:sz="1"/>
-              <w:left w:val="single" w:color="D2DCD6" w:sz="1"/>
-              <w:bottom w:val="single" w:color="D2DCD6" w:sz="1"/>
-              <w:right w:val="single" w:color="D2DCD6" w:sz="1"/>
-            </w:tcBorders>
-            <w:shd w:fill="FFFFFF" w:val="clear"/>
-            <w:tcMar>
-              <w:top w:type="dxa" w:w="80"/>
-              <w:left w:type="dxa" w:w="100"/>
-              <w:bottom w:type="dxa" w:w="80"/>
-              <w:right w:type="dxa" w:w="100"/>
-            </w:tcMar>
-          </w:tcPr>
-          <w:p>
-            <w:pPr>
-              <w:spacing w:after="40"/>
-            </w:pPr>
-            <w:r>
-              <w:rPr>
-                <w:b w:val="false"/>
-                <w:bCs w:val="false"/>
-                <w:sz w:val="20"/>
-                <w:szCs w:val="20"/>
-              </w:rPr>
-              <w:t xml:space="preserve">Container/HTTPS, banco, autenticação, origem e reinício</w:t>
+              <w:t xml:space="preserve">APK em emulador</w:t>
+            </w:r>
+          </w:p>
+        </w:tc>
+        <w:tc>
+          <w:tcPr>
+            <w:tcW w:type="dxa" w:w="3212"/>
+            <w:tcBorders>
+              <w:top w:val="single" w:color="D2DCD6" w:sz="1"/>
+              <w:left w:val="single" w:color="D2DCD6" w:sz="1"/>
+              <w:bottom w:val="single" w:color="D2DCD6" w:sz="1"/>
+              <w:right w:val="single" w:color="D2DCD6" w:sz="1"/>
+            </w:tcBorders>
+            <w:shd w:fill="FFFFFF" w:val="clear"/>
+            <w:tcMar>
+              <w:top w:type="dxa" w:w="80"/>
+              <w:left w:type="dxa" w:w="100"/>
+              <w:bottom w:type="dxa" w:w="80"/>
+              <w:right w:type="dxa" w:w="100"/>
+            </w:tcMar>
+          </w:tcPr>
+          <w:p>
+            <w:pPr>
+              <w:spacing w:after="40"/>
+            </w:pPr>
+            <w:r>
+              <w:rPr>
+                <w:b w:val="false"/>
+                <w:bCs w:val="false"/>
+                <w:sz w:val="20"/>
+                <w:szCs w:val="20"/>
+              </w:rPr>
+              <w:t xml:space="preserve">Instalação e abertura da tela de login no Android API 35 x86_64</w:t>
             </w:r>
           </w:p>
         </w:tc>
@@ -1433,7 +1433,7 @@
                 <w:sz w:val="20"/>
                 <w:szCs w:val="20"/>
               </w:rPr>
-              <w:t xml:space="preserve">TLS 1.3 (evidencias/production-tls.json): CA explícita, cookie Secure/HttpOnly, HTTP 200/201, mutation sem Origin 403 e sessão/perfil preservados após reinício da aplicação; sem trust global/domínio público</w:t>
+              <w:t xml:space="preserve">Passou (evidencias/android-emulator-result.json), captura real (evidencias/android-emulator-startup.png) e run remoto (https://github.com/DaviSouza78/LinkAtletas/actions/runs/38675093814). Sem crash detectado; fluxo com backend e aparelho físico não executados</w:t>
             </w:r>
           </w:p>
         </w:tc>
@@ -1471,39 +1471,39 @@
                 <w:sz w:val="20"/>
                 <w:szCs w:val="20"/>
               </w:rPr>
-              <w:t xml:space="preserve">Backup/restauração</w:t>
-            </w:r>
-          </w:p>
-        </w:tc>
-        <w:tc>
-          <w:tcPr>
-            <w:tcW w:type="dxa" w:w="3212"/>
-            <w:tcBorders>
-              <w:top w:val="single" w:color="D2DCD6" w:sz="1"/>
-              <w:left w:val="single" w:color="D2DCD6" w:sz="1"/>
-              <w:bottom w:val="single" w:color="D2DCD6" w:sz="1"/>
-              <w:right w:val="single" w:color="D2DCD6" w:sz="1"/>
-            </w:tcBorders>
-            <w:shd w:fill="FFFFFF" w:val="clear"/>
-            <w:tcMar>
-              <w:top w:type="dxa" w:w="80"/>
-              <w:left w:type="dxa" w:w="100"/>
-              <w:bottom w:type="dxa" w:w="80"/>
-              <w:right w:type="dxa" w:w="100"/>
-            </w:tcMar>
-          </w:tcPr>
-          <w:p>
-            <w:pPr>
-              <w:spacing w:after="40"/>
-            </w:pPr>
-            <w:r>
-              <w:rPr>
-                <w:b w:val="false"/>
-                <w:bCs w:val="false"/>
-                <w:sz w:val="20"/>
-                <w:szCs w:val="20"/>
-              </w:rPr>
-              <w:t xml:space="preserve">Banco e S3 cifrados em destinos isolados</w:t>
+              <w:t xml:space="preserve">TLS local</w:t>
+            </w:r>
+          </w:p>
+        </w:tc>
+        <w:tc>
+          <w:tcPr>
+            <w:tcW w:type="dxa" w:w="3212"/>
+            <w:tcBorders>
+              <w:top w:val="single" w:color="D2DCD6" w:sz="1"/>
+              <w:left w:val="single" w:color="D2DCD6" w:sz="1"/>
+              <w:bottom w:val="single" w:color="D2DCD6" w:sz="1"/>
+              <w:right w:val="single" w:color="D2DCD6" w:sz="1"/>
+            </w:tcBorders>
+            <w:shd w:fill="FFFFFF" w:val="clear"/>
+            <w:tcMar>
+              <w:top w:type="dxa" w:w="80"/>
+              <w:left w:type="dxa" w:w="100"/>
+              <w:bottom w:type="dxa" w:w="80"/>
+              <w:right w:type="dxa" w:w="100"/>
+            </w:tcMar>
+          </w:tcPr>
+          <w:p>
+            <w:pPr>
+              <w:spacing w:after="40"/>
+            </w:pPr>
+            <w:r>
+              <w:rPr>
+                <w:b w:val="false"/>
+                <w:bCs w:val="false"/>
+                <w:sz w:val="20"/>
+                <w:szCs w:val="20"/>
+              </w:rPr>
+              <w:t xml:space="preserve">Container/HTTPS, banco, autenticação, origem e reinício</w:t>
             </w:r>
           </w:p>
         </w:tc>
@@ -1535,7 +1535,7 @@
                 <w:sz w:val="20"/>
                 <w:szCs w:val="20"/>
               </w:rPr>
-              <w:t xml:space="preserve">36 tabelas e checksums iguais (evidencias/backup-restore.json), roundtrip de campo/mídia e dump sem texto claro; worker privado (evidencias/private-network-backup.json)</w:t>
+              <w:t xml:space="preserve">TLS 1.3 (evidencias/production-tls.json): CA explícita, cookie Secure/HttpOnly, HTTP 200/201, mutation sem Origin 403 e sessão/perfil preservados após reinício da aplicação; sem trust global/domínio público</w:t>
             </w:r>
           </w:p>
         </w:tc>
@@ -1573,39 +1573,39 @@
                 <w:sz w:val="20"/>
                 <w:szCs w:val="20"/>
               </w:rPr>
-              <w:t xml:space="preserve">Carga do match</w:t>
-            </w:r>
-          </w:p>
-        </w:tc>
-        <w:tc>
-          <w:tcPr>
-            <w:tcW w:type="dxa" w:w="3212"/>
-            <w:tcBorders>
-              <w:top w:val="single" w:color="D2DCD6" w:sz="1"/>
-              <w:left w:val="single" w:color="D2DCD6" w:sz="1"/>
-              <w:bottom w:val="single" w:color="D2DCD6" w:sz="1"/>
-              <w:right w:val="single" w:color="D2DCD6" w:sz="1"/>
-            </w:tcBorders>
-            <w:shd w:fill="FFFFFF" w:val="clear"/>
-            <w:tcMar>
-              <w:top w:type="dxa" w:w="80"/>
-              <w:left w:type="dxa" w:w="100"/>
-              <w:bottom w:type="dxa" w:w="80"/>
-              <w:right w:type="dxa" w:w="100"/>
-            </w:tcMar>
-          </w:tcPr>
-          <w:p>
-            <w:pPr>
-              <w:spacing w:after="40"/>
-            </w:pPr>
-            <w:r>
-              <w:rPr>
-                <w:b w:val="false"/>
-                <w:bCs w:val="false"/>
-                <w:sz w:val="20"/>
-                <w:szCs w:val="20"/>
-              </w:rPr>
-              <w:t xml:space="preserve">500 treinadores sintéticos, 200 chamadas HTTP, concorrência 10</w:t>
+              <w:t xml:space="preserve">Backup/restauração</w:t>
+            </w:r>
+          </w:p>
+        </w:tc>
+        <w:tc>
+          <w:tcPr>
+            <w:tcW w:type="dxa" w:w="3212"/>
+            <w:tcBorders>
+              <w:top w:val="single" w:color="D2DCD6" w:sz="1"/>
+              <w:left w:val="single" w:color="D2DCD6" w:sz="1"/>
+              <w:bottom w:val="single" w:color="D2DCD6" w:sz="1"/>
+              <w:right w:val="single" w:color="D2DCD6" w:sz="1"/>
+            </w:tcBorders>
+            <w:shd w:fill="FFFFFF" w:val="clear"/>
+            <w:tcMar>
+              <w:top w:type="dxa" w:w="80"/>
+              <w:left w:type="dxa" w:w="100"/>
+              <w:bottom w:type="dxa" w:w="80"/>
+              <w:right w:type="dxa" w:w="100"/>
+            </w:tcMar>
+          </w:tcPr>
+          <w:p>
+            <w:pPr>
+              <w:spacing w:after="40"/>
+            </w:pPr>
+            <w:r>
+              <w:rPr>
+                <w:b w:val="false"/>
+                <w:bCs w:val="false"/>
+                <w:sz w:val="20"/>
+                <w:szCs w:val="20"/>
+              </w:rPr>
+              <w:t xml:space="preserve">Banco e S3 cifrados em destinos isolados</w:t>
             </w:r>
           </w:p>
         </w:tc>
@@ -1637,7 +1637,7 @@
                 <w:sz w:val="20"/>
                 <w:szCs w:val="20"/>
               </w:rPr>
-              <w:t xml:space="preserve">Medição (evidencias/carga-matchmaking.json): 200 respostas 200, p50 78,54 ms, p95 97,78 ms, p99 132,54 ms; não extrapolar nuvem/escala</w:t>
+              <w:t xml:space="preserve">36 tabelas e checksums iguais (evidencias/backup-restore.json), roundtrip de campo/mídia e dump sem texto claro; worker privado (evidencias/private-network-backup.json)</w:t>
             </w:r>
           </w:p>
         </w:tc>
@@ -1675,39 +1675,39 @@
                 <w:sz w:val="20"/>
                 <w:szCs w:val="20"/>
               </w:rPr>
-              <w:t xml:space="preserve">CI e build final</w:t>
-            </w:r>
-          </w:p>
-        </w:tc>
-        <w:tc>
-          <w:tcPr>
-            <w:tcW w:type="dxa" w:w="3212"/>
-            <w:tcBorders>
-              <w:top w:val="single" w:color="D2DCD6" w:sz="1"/>
-              <w:left w:val="single" w:color="D2DCD6" w:sz="1"/>
-              <w:bottom w:val="single" w:color="D2DCD6" w:sz="1"/>
-              <w:right w:val="single" w:color="D2DCD6" w:sz="1"/>
-            </w:tcBorders>
-            <w:shd w:fill="FFFFFF" w:val="clear"/>
-            <w:tcMar>
-              <w:top w:type="dxa" w:w="80"/>
-              <w:left w:type="dxa" w:w="100"/>
-              <w:bottom w:type="dxa" w:w="80"/>
-              <w:right w:type="dxa" w:w="100"/>
-            </w:tcMar>
-          </w:tcPr>
-          <w:p>
-            <w:pPr>
-              <w:spacing w:after="40"/>
-            </w:pPr>
-            <w:r>
-              <w:rPr>
-                <w:b w:val="false"/>
-                <w:bCs w:val="false"/>
-                <w:sz w:val="20"/>
-                <w:szCs w:val="20"/>
-              </w:rPr>
-              <w:t xml:space="preserve">Workflow e scripts versionados</w:t>
+              <w:t xml:space="preserve">Carga do match</w:t>
+            </w:r>
+          </w:p>
+        </w:tc>
+        <w:tc>
+          <w:tcPr>
+            <w:tcW w:type="dxa" w:w="3212"/>
+            <w:tcBorders>
+              <w:top w:val="single" w:color="D2DCD6" w:sz="1"/>
+              <w:left w:val="single" w:color="D2DCD6" w:sz="1"/>
+              <w:bottom w:val="single" w:color="D2DCD6" w:sz="1"/>
+              <w:right w:val="single" w:color="D2DCD6" w:sz="1"/>
+            </w:tcBorders>
+            <w:shd w:fill="FFFFFF" w:val="clear"/>
+            <w:tcMar>
+              <w:top w:type="dxa" w:w="80"/>
+              <w:left w:type="dxa" w:w="100"/>
+              <w:bottom w:type="dxa" w:w="80"/>
+              <w:right w:type="dxa" w:w="100"/>
+            </w:tcMar>
+          </w:tcPr>
+          <w:p>
+            <w:pPr>
+              <w:spacing w:after="40"/>
+            </w:pPr>
+            <w:r>
+              <w:rPr>
+                <w:b w:val="false"/>
+                <w:bCs w:val="false"/>
+                <w:sz w:val="20"/>
+                <w:szCs w:val="20"/>
+              </w:rPr>
+              <w:t xml:space="preserve">500 treinadores sintéticos, 200 chamadas HTTP, concorrência 10</w:t>
             </w:r>
           </w:p>
         </w:tc>
@@ -1739,7 +1739,7 @@
                 <w:sz w:val="20"/>
                 <w:szCs w:val="20"/>
               </w:rPr>
-              <w:t xml:space="preserve">Tipos/build aprovados (evidencias/verificacao-build.txt); CI (../../.github/workflows/ci.yml) preparada, execução remota não realizada</w:t>
+              <w:t xml:space="preserve">Medição (evidencias/carga-matchmaking.json): 200 respostas 200, p50 78,54 ms, p95 97,78 ms, p99 132,54 ms; não extrapolar nuvem/escala</w:t>
             </w:r>
           </w:p>
         </w:tc>
@@ -1777,6 +1777,108 @@
                 <w:sz w:val="20"/>
                 <w:szCs w:val="20"/>
               </w:rPr>
+              <w:t xml:space="preserve">CI e build final</w:t>
+            </w:r>
+          </w:p>
+        </w:tc>
+        <w:tc>
+          <w:tcPr>
+            <w:tcW w:type="dxa" w:w="3212"/>
+            <w:tcBorders>
+              <w:top w:val="single" w:color="D2DCD6" w:sz="1"/>
+              <w:left w:val="single" w:color="D2DCD6" w:sz="1"/>
+              <w:bottom w:val="single" w:color="D2DCD6" w:sz="1"/>
+              <w:right w:val="single" w:color="D2DCD6" w:sz="1"/>
+            </w:tcBorders>
+            <w:shd w:fill="FFFFFF" w:val="clear"/>
+            <w:tcMar>
+              <w:top w:type="dxa" w:w="80"/>
+              <w:left w:type="dxa" w:w="100"/>
+              <w:bottom w:type="dxa" w:w="80"/>
+              <w:right w:type="dxa" w:w="100"/>
+            </w:tcMar>
+          </w:tcPr>
+          <w:p>
+            <w:pPr>
+              <w:spacing w:after="40"/>
+            </w:pPr>
+            <w:r>
+              <w:rPr>
+                <w:b w:val="false"/>
+                <w:bCs w:val="false"/>
+                <w:sz w:val="20"/>
+                <w:szCs w:val="20"/>
+              </w:rPr>
+              <w:t xml:space="preserve">Instalação, tipos/build, Vitest, backup, browsers/axe, Expo e TLS/reinício</w:t>
+            </w:r>
+          </w:p>
+        </w:tc>
+        <w:tc>
+          <w:tcPr>
+            <w:tcW w:type="dxa" w:w="3214"/>
+            <w:tcBorders>
+              <w:top w:val="single" w:color="D2DCD6" w:sz="1"/>
+              <w:left w:val="single" w:color="D2DCD6" w:sz="1"/>
+              <w:bottom w:val="single" w:color="D2DCD6" w:sz="1"/>
+              <w:right w:val="single" w:color="D2DCD6" w:sz="1"/>
+            </w:tcBorders>
+            <w:shd w:fill="FFFFFF" w:val="clear"/>
+            <w:tcMar>
+              <w:top w:type="dxa" w:w="80"/>
+              <w:left w:type="dxa" w:w="100"/>
+              <w:bottom w:type="dxa" w:w="80"/>
+              <w:right w:type="dxa" w:w="100"/>
+            </w:tcMar>
+          </w:tcPr>
+          <w:p>
+            <w:pPr>
+              <w:spacing w:after="40"/>
+            </w:pPr>
+            <w:r>
+              <w:rPr>
+                <w:b w:val="false"/>
+                <w:bCs w:val="false"/>
+                <w:sz w:val="20"/>
+                <w:szCs w:val="20"/>
+              </w:rPr>
+              <w:t xml:space="preserve">Tipos/build locais aprovados (evidencias/verificacao-build.txt); CI completa aprovada na main (https://github.com/DaviSouza78/LinkAtletas/actions/runs/38656142290), registro remoto (evidencias/github-ci-main.json)</w:t>
+            </w:r>
+          </w:p>
+        </w:tc>
+      </w:tr>
+      <w:tr>
+        <w:trPr>
+          <w:cantSplit/>
+          <w:tblHeader w:val="off"/>
+        </w:trPr>
+        <w:tc>
+          <w:tcPr>
+            <w:tcW w:type="dxa" w:w="3212"/>
+            <w:tcBorders>
+              <w:top w:val="single" w:color="D2DCD6" w:sz="1"/>
+              <w:left w:val="single" w:color="D2DCD6" w:sz="1"/>
+              <w:bottom w:val="single" w:color="D2DCD6" w:sz="1"/>
+              <w:right w:val="single" w:color="D2DCD6" w:sz="1"/>
+            </w:tcBorders>
+            <w:shd w:fill="FFFFFF" w:val="clear"/>
+            <w:tcMar>
+              <w:top w:type="dxa" w:w="80"/>
+              <w:left w:type="dxa" w:w="100"/>
+              <w:bottom w:type="dxa" w:w="80"/>
+              <w:right w:type="dxa" w:w="100"/>
+            </w:tcMar>
+          </w:tcPr>
+          <w:p>
+            <w:pPr>
+              <w:spacing w:after="40"/>
+            </w:pPr>
+            <w:r>
+              <w:rPr>
+                <w:b w:val="false"/>
+                <w:bCs w:val="false"/>
+                <w:sz w:val="20"/>
+                <w:szCs w:val="20"/>
+              </w:rPr>
               <w:t xml:space="preserve">Documentação</w:t>
             </w:r>
           </w:p>
@@ -1863,6 +1965,53 @@
           <w:bCs w:val="false"/>
         </w:rPr>
         <w:t xml:space="preserve">Contagens acima foram conferidas em arquivos de resultado, não inferidas apenas da existência de cenários. Falhas de tentativas anteriores não substituem o resultado final; correções e limites permanecem explícitos. O manifesto de backup registra necessidade de pausar escritas em operação, pois não existe transação distribuída banco/objetos.</w:t>
+      </w:r>
+    </w:p>
+    <w:p>
+      <w:pPr>
+        <w:spacing w:after="50"/>
+      </w:pPr>
+    </w:p>
+    <w:p>
+      <w:pPr>
+        <w:widowControl/>
+        <w:spacing w:after="100" w:line="260"/>
+      </w:pPr>
+      <w:r>
+        <w:rPr>
+          <w:b w:val="false"/>
+          <w:bCs w:val="false"/>
+        </w:rPr>
+        <w:t xml:space="preserve">Na finalização de 15/10, o cenário de chat passou a forçar o fechamento atrasado da conexão descartada pelo StrictMode depois de aberta a conexão válida. O indicador permaneceu conectado e a troca real de mensagens foi verificada nos três motores. A </w:t>
+      </w:r>
+      <w:hyperlink w:history="1" r:id="rIdqvdkivuz4wckcstxshb5x">
+        <w:r>
+          <w:rPr>
+            <w:rStyle w:val="Hyperlink"/>
+          </w:rPr>
+          <w:t xml:space="preserve">CI após a correção</w:t>
+        </w:r>
+      </w:hyperlink>
+      <w:r>
+        <w:rPr>
+          <w:b w:val="false"/>
+          <w:bCs w:val="false"/>
+        </w:rPr>
+        <w:t xml:space="preserve"> aprovou novamente todas as etapas; </w:t>
+      </w:r>
+      <w:r>
+        <w:rPr>
+          <w:b w:val="false"/>
+          <w:bCs w:val="false"/>
+        </w:rPr>
+        <w:t xml:space="preserve">registro remoto (evidencias/github-ci-finalizacao.json)</w:t>
+      </w:r>
+      <w:r>
+        <w:rPr>
+          <w:b w:val="false"/>
+          <w:bCs w:val="false"/>
+        </w:rPr>
+        <w:t xml:space="preserve">.</w:t>
       </w:r>
     </w:p>
     <w:p>
@@ -2133,7 +2282,35 @@
           <w:b w:val="false"/>
           <w:bCs w:val="false"/>
         </w:rPr>
-        <w:t xml:space="preserve">Asaas sandbox real, split/repasse de carteira real, CREF autorizado, SMTP externo, S3 hospedado, domínio público, stores e instalação/dispositivo Android/iOS. Google OAuth/Agenda/Meet reais também não foram exercitados. Axe não substitui ensaio com leitor de tela ou revisão integral WCAG. WebKit não comprova Safari real; Chromium não comprova Edge real. Carga local não comprova autoescala em nuvem.</w:t>
+        <w:t xml:space="preserve">Asaas sandbox real, split/repasse de carteira real, CREF autorizado, SMTP externo, S3 hospedado, domínio público, stores e fluxo completo em aparelhos Android/iOS. Google OAuth/Agenda/Meet reais também não foram exercitados. Axe não substitui ensaio com leitor de tela ou revisão integral WCAG. WebKit não comprova Safari real; Chromium não comprova Edge real. Carga local não comprova autoescala em nuvem. Veja </w:t>
+      </w:r>
+      <w:r>
+        <w:rPr>
+          <w:b w:val="false"/>
+          <w:bCs w:val="false"/>
+        </w:rPr>
+        <w:t xml:space="preserve">publicação e APK (publicacao.md)</w:t>
+      </w:r>
+      <w:r>
+        <w:rPr>
+          <w:b w:val="false"/>
+          <w:bCs w:val="false"/>
+        </w:rPr>
+        <w:t xml:space="preserve"> e </w:t>
+      </w:r>
+      <w:r>
+        <w:rPr>
+          <w:b w:val="false"/>
+          <w:bCs w:val="false"/>
+        </w:rPr>
+        <w:t xml:space="preserve">pendências humanas (pendencias-lucca.md)</w:t>
+      </w:r>
+      <w:r>
+        <w:rPr>
+          <w:b w:val="false"/>
+          <w:bCs w:val="false"/>
+        </w:rPr>
+        <w:t xml:space="preserve">.</w:t>
       </w:r>
     </w:p>
     <w:p>

--- a/docs/evolucao/relatorio-testes.docx
+++ b/docs/evolucao/relatorio-testes.docx
@@ -30,7 +30,7 @@
           <w:b w:val="false"/>
           <w:bCs w:val="false"/>
         </w:rPr>
-        <w:t xml:space="preserve">Data da consolidação local: 14/10/2026; publicação e registros remotos atualizados em 15/10/2026. Este relatório registra evidência efetivamente produzida; testes escritos, aprovação técnica, build, sandbox e homologação de aparelho são estados distintos. As evidências históricas da Sprint 2 inicial permanecem em </w:t>
+        <w:t xml:space="preserve">Consolidação revisada em 20/10/2026, com evidências datadas de cada execução; registros de 14–15/10 preservados quando não houve mudança no cenário. Este relatório registra evidência efetivamente produzida; testes escritos, aprovação técnica, build, sandbox e homologação de aparelho são estados distintos. As evidências históricas da Sprint 2 inicial permanecem em </w:t>
       </w:r>
       <w:r>
         <w:rPr>
@@ -133,14 +133,14 @@
           <w:b w:val="false"/>
           <w:bCs w:val="false"/>
         </w:rPr>
-        <w:t xml:space="preserve">Suíte consolidada local: </w:t>
+        <w:t xml:space="preserve">Suíte local Windows: </w:t>
       </w:r>
       <w:r>
         <w:rPr>
           <w:b/>
           <w:bCs/>
         </w:rPr>
-        <w:t xml:space="preserve">75/75 Vitest aprovados</w:t>
+        <w:t xml:space="preserve">82/82 Vitest aprovados</w:t>
       </w:r>
       <w:r>
         <w:rPr>
@@ -161,7 +161,7 @@
           <w:b w:val="false"/>
           <w:bCs w:val="false"/>
         </w:rPr>
-        <w:t xml:space="preserve">. </w:t>
+        <w:t xml:space="preserve">. Na CI Ubuntu, </w:t>
       </w:r>
       <w:r>
         <w:rPr>
@@ -189,7 +189,7 @@
           <w:b w:val="false"/>
           <w:bCs w:val="false"/>
         </w:rPr>
-        <w:t xml:space="preserve">. O cliente nativo possui nove testes de transporte separados; suas verificações não substituem homologação em aparelho.</w:t>
+        <w:t xml:space="preserve">. O cliente nativo possui 21 testes de transporte/configuração separados; suas verificações não substituem homologação em aparelho.</w:t>
       </w:r>
     </w:p>
     <w:p>
@@ -1063,39 +1063,39 @@
                 <w:sz w:val="20"/>
                 <w:szCs w:val="20"/>
               </w:rPr>
-              <w:t xml:space="preserve">Tipos web</w:t>
-            </w:r>
-          </w:p>
-        </w:tc>
-        <w:tc>
-          <w:tcPr>
-            <w:tcW w:type="dxa" w:w="3212"/>
-            <w:tcBorders>
-              <w:top w:val="single" w:color="D2DCD6" w:sz="1"/>
-              <w:left w:val="single" w:color="D2DCD6" w:sz="1"/>
-              <w:bottom w:val="single" w:color="D2DCD6" w:sz="1"/>
-              <w:right w:val="single" w:color="D2DCD6" w:sz="1"/>
-            </w:tcBorders>
-            <w:shd w:fill="FFFFFF" w:val="clear"/>
-            <w:tcMar>
-              <w:top w:type="dxa" w:w="80"/>
-              <w:left w:type="dxa" w:w="100"/>
-              <w:bottom w:type="dxa" w:w="80"/>
-              <w:right w:type="dxa" w:w="100"/>
-            </w:tcMar>
-          </w:tcPr>
-          <w:p>
-            <w:pPr>
-              <w:spacing w:after="40"/>
-            </w:pPr>
-            <w:r>
-              <w:rPr>
-                <w:b w:val="false"/>
-                <w:bCs w:val="false"/>
-                <w:sz w:val="20"/>
-                <w:szCs w:val="20"/>
-              </w:rPr>
-              <w:t xml:space="preserve">pnpm exec tsc -p tsconfig.app.json --noEmit</w:t>
+              <w:t xml:space="preserve">Arquivos públicos</w:t>
+            </w:r>
+          </w:p>
+        </w:tc>
+        <w:tc>
+          <w:tcPr>
+            <w:tcW w:type="dxa" w:w="3212"/>
+            <w:tcBorders>
+              <w:top w:val="single" w:color="D2DCD6" w:sz="1"/>
+              <w:left w:val="single" w:color="D2DCD6" w:sz="1"/>
+              <w:bottom w:val="single" w:color="D2DCD6" w:sz="1"/>
+              <w:right w:val="single" w:color="D2DCD6" w:sz="1"/>
+            </w:tcBorders>
+            <w:shd w:fill="FFFFFF" w:val="clear"/>
+            <w:tcMar>
+              <w:top w:type="dxa" w:w="80"/>
+              <w:left w:type="dxa" w:w="100"/>
+              <w:bottom w:type="dxa" w:w="80"/>
+              <w:right w:type="dxa" w:w="100"/>
+            </w:tcMar>
+          </w:tcPr>
+          <w:p>
+            <w:pPr>
+              <w:spacing w:after="40"/>
+            </w:pPr>
+            <w:r>
+              <w:rPr>
+                <w:b w:val="false"/>
+                <w:bCs w:val="false"/>
+                <w:sz w:val="20"/>
+                <w:szCs w:val="20"/>
+              </w:rPr>
+              <w:t xml:space="preserve">static-security.test.ts (../../tests/unit/static-security.test.ts): acesso normal e tentativa de sair da raiz estática</w:t>
             </w:r>
           </w:p>
         </w:tc>
@@ -1127,7 +1127,7 @@
                 <w:sz w:val="20"/>
                 <w:szCs w:val="20"/>
               </w:rPr>
-              <w:t xml:space="preserve">Passou após integração das novas telas</w:t>
+              <w:t xml:space="preserve">5/5 aprovados</w:t>
             </w:r>
           </w:p>
         </w:tc>
@@ -1165,39 +1165,39 @@
                 <w:sz w:val="20"/>
                 <w:szCs w:val="20"/>
               </w:rPr>
-              <w:t xml:space="preserve">Navegador e acessibilidade</w:t>
-            </w:r>
-          </w:p>
-        </w:tc>
-        <w:tc>
-          <w:tcPr>
-            <w:tcW w:type="dxa" w:w="3212"/>
-            <w:tcBorders>
-              <w:top w:val="single" w:color="D2DCD6" w:sz="1"/>
-              <w:left w:val="single" w:color="D2DCD6" w:sz="1"/>
-              <w:bottom w:val="single" w:color="D2DCD6" w:sz="1"/>
-              <w:right w:val="single" w:color="D2DCD6" w:sz="1"/>
-            </w:tcBorders>
-            <w:shd w:fill="FFFFFF" w:val="clear"/>
-            <w:tcMar>
-              <w:top w:type="dxa" w:w="80"/>
-              <w:left w:type="dxa" w:w="100"/>
-              <w:bottom w:type="dxa" w:w="80"/>
-              <w:right w:type="dxa" w:w="100"/>
-            </w:tcMar>
-          </w:tcPr>
-          <w:p>
-            <w:pPr>
-              <w:spacing w:after="40"/>
-            </w:pPr>
-            <w:r>
-              <w:rPr>
-                <w:b w:val="false"/>
-                <w:bCs w:val="false"/>
-                <w:sz w:val="20"/>
-                <w:szCs w:val="20"/>
-              </w:rPr>
-              <w:t xml:space="preserve">Fluxo ampliado, 390/1440, três motores e axe</w:t>
+              <w:t xml:space="preserve">Chave de backup</w:t>
+            </w:r>
+          </w:p>
+        </w:tc>
+        <w:tc>
+          <w:tcPr>
+            <w:tcW w:type="dxa" w:w="3212"/>
+            <w:tcBorders>
+              <w:top w:val="single" w:color="D2DCD6" w:sz="1"/>
+              <w:left w:val="single" w:color="D2DCD6" w:sz="1"/>
+              <w:bottom w:val="single" w:color="D2DCD6" w:sz="1"/>
+              <w:right w:val="single" w:color="D2DCD6" w:sz="1"/>
+            </w:tcBorders>
+            <w:shd w:fill="FFFFFF" w:val="clear"/>
+            <w:tcMar>
+              <w:top w:type="dxa" w:w="80"/>
+              <w:left w:type="dxa" w:w="100"/>
+              <w:bottom w:type="dxa" w:w="80"/>
+              <w:right w:type="dxa" w:w="100"/>
+            </w:tcMar>
+          </w:tcPr>
+          <w:p>
+            <w:pPr>
+              <w:spacing w:after="40"/>
+            </w:pPr>
+            <w:r>
+              <w:rPr>
+                <w:b w:val="false"/>
+                <w:bCs w:val="false"/>
+                <w:sz w:val="20"/>
+                <w:szCs w:val="20"/>
+              </w:rPr>
+              <w:t xml:space="preserve">backup-key.test.ts (../../tests/unit/backup-key.test.ts): variável vazia e chave inválida, preservando o arquivo original</w:t>
             </w:r>
           </w:p>
         </w:tc>
@@ -1229,7 +1229,7 @@
                 <w:sz w:val="20"/>
                 <w:szCs w:val="20"/>
               </w:rPr>
-              <w:t xml:space="preserve">15 E2E aprovados; seis telas por motor sem violações nas regras automáticas WCAG 2 A/AA e 2.1 A/AA: Chromium (evidencias/chromium-axe.json), Firefox (evidencias/firefox-axe.json), WebKit (evidencias/webkit-axe.json)</w:t>
+              <w:t xml:space="preserve">2/2 aprovados</w:t>
             </w:r>
           </w:p>
         </w:tc>
@@ -1267,39 +1267,39 @@
                 <w:sz w:val="20"/>
                 <w:szCs w:val="20"/>
               </w:rPr>
-              <w:t xml:space="preserve">App Expo</w:t>
-            </w:r>
-          </w:p>
-        </w:tc>
-        <w:tc>
-          <w:tcPr>
-            <w:tcW w:type="dxa" w:w="3212"/>
-            <w:tcBorders>
-              <w:top w:val="single" w:color="D2DCD6" w:sz="1"/>
-              <w:left w:val="single" w:color="D2DCD6" w:sz="1"/>
-              <w:bottom w:val="single" w:color="D2DCD6" w:sz="1"/>
-              <w:right w:val="single" w:color="D2DCD6" w:sz="1"/>
-            </w:tcBorders>
-            <w:shd w:fill="FFFFFF" w:val="clear"/>
-            <w:tcMar>
-              <w:top w:type="dxa" w:w="80"/>
-              <w:left w:type="dxa" w:w="100"/>
-              <w:bottom w:type="dxa" w:w="80"/>
-              <w:right w:type="dxa" w:w="100"/>
-            </w:tcMar>
-          </w:tcPr>
-          <w:p>
-            <w:pPr>
-              <w:spacing w:after="40"/>
-            </w:pPr>
-            <w:r>
-              <w:rPr>
-                <w:b w:val="false"/>
-                <w:bCs w:val="false"/>
-                <w:sz w:val="20"/>
-                <w:szCs w:val="20"/>
-              </w:rPr>
-              <w:t xml:space="preserve">Tipos, dependências, Doctor, transporte, Hermes Android/iOS e compilação APK</w:t>
+              <w:t xml:space="preserve">Tipos web</w:t>
+            </w:r>
+          </w:p>
+        </w:tc>
+        <w:tc>
+          <w:tcPr>
+            <w:tcW w:type="dxa" w:w="3212"/>
+            <w:tcBorders>
+              <w:top w:val="single" w:color="D2DCD6" w:sz="1"/>
+              <w:left w:val="single" w:color="D2DCD6" w:sz="1"/>
+              <w:bottom w:val="single" w:color="D2DCD6" w:sz="1"/>
+              <w:right w:val="single" w:color="D2DCD6" w:sz="1"/>
+            </w:tcBorders>
+            <w:shd w:fill="FFFFFF" w:val="clear"/>
+            <w:tcMar>
+              <w:top w:type="dxa" w:w="80"/>
+              <w:left w:type="dxa" w:w="100"/>
+              <w:bottom w:type="dxa" w:w="80"/>
+              <w:right w:type="dxa" w:w="100"/>
+            </w:tcMar>
+          </w:tcPr>
+          <w:p>
+            <w:pPr>
+              <w:spacing w:after="40"/>
+            </w:pPr>
+            <w:r>
+              <w:rPr>
+                <w:b w:val="false"/>
+                <w:bCs w:val="false"/>
+                <w:sz w:val="20"/>
+                <w:szCs w:val="20"/>
+              </w:rPr>
+              <w:t xml:space="preserve">pnpm exec tsc -p tsconfig.app.json --noEmit</w:t>
             </w:r>
           </w:p>
         </w:tc>
@@ -1331,7 +1331,7 @@
                 <w:sz w:val="20"/>
                 <w:szCs w:val="20"/>
               </w:rPr>
-              <w:t xml:space="preserve">Passaram: verificação detalhada (evidencias/mobile-verificacao.md), 9/9 transporte (evidencias/mobile-tests.json), hashes dos bundles (evidencias/mobile-bundles.json) e build APK remoto (evidencias/github-android-build.json). Integração completa em aparelho e IPA pendentes</w:t>
+              <w:t xml:space="preserve">Passou após integração das novas telas</w:t>
             </w:r>
           </w:p>
         </w:tc>
@@ -1369,39 +1369,39 @@
                 <w:sz w:val="20"/>
                 <w:szCs w:val="20"/>
               </w:rPr>
-              <w:t xml:space="preserve">APK em emulador</w:t>
-            </w:r>
-          </w:p>
-        </w:tc>
-        <w:tc>
-          <w:tcPr>
-            <w:tcW w:type="dxa" w:w="3212"/>
-            <w:tcBorders>
-              <w:top w:val="single" w:color="D2DCD6" w:sz="1"/>
-              <w:left w:val="single" w:color="D2DCD6" w:sz="1"/>
-              <w:bottom w:val="single" w:color="D2DCD6" w:sz="1"/>
-              <w:right w:val="single" w:color="D2DCD6" w:sz="1"/>
-            </w:tcBorders>
-            <w:shd w:fill="FFFFFF" w:val="clear"/>
-            <w:tcMar>
-              <w:top w:type="dxa" w:w="80"/>
-              <w:left w:type="dxa" w:w="100"/>
-              <w:bottom w:type="dxa" w:w="80"/>
-              <w:right w:type="dxa" w:w="100"/>
-            </w:tcMar>
-          </w:tcPr>
-          <w:p>
-            <w:pPr>
-              <w:spacing w:after="40"/>
-            </w:pPr>
-            <w:r>
-              <w:rPr>
-                <w:b w:val="false"/>
-                <w:bCs w:val="false"/>
-                <w:sz w:val="20"/>
-                <w:szCs w:val="20"/>
-              </w:rPr>
-              <w:t xml:space="preserve">Instalação e abertura da tela de login no Android API 35 x86_64</w:t>
+              <w:t xml:space="preserve">Navegador e acessibilidade</w:t>
+            </w:r>
+          </w:p>
+        </w:tc>
+        <w:tc>
+          <w:tcPr>
+            <w:tcW w:type="dxa" w:w="3212"/>
+            <w:tcBorders>
+              <w:top w:val="single" w:color="D2DCD6" w:sz="1"/>
+              <w:left w:val="single" w:color="D2DCD6" w:sz="1"/>
+              <w:bottom w:val="single" w:color="D2DCD6" w:sz="1"/>
+              <w:right w:val="single" w:color="D2DCD6" w:sz="1"/>
+            </w:tcBorders>
+            <w:shd w:fill="FFFFFF" w:val="clear"/>
+            <w:tcMar>
+              <w:top w:type="dxa" w:w="80"/>
+              <w:left w:type="dxa" w:w="100"/>
+              <w:bottom w:type="dxa" w:w="80"/>
+              <w:right w:type="dxa" w:w="100"/>
+            </w:tcMar>
+          </w:tcPr>
+          <w:p>
+            <w:pPr>
+              <w:spacing w:after="40"/>
+            </w:pPr>
+            <w:r>
+              <w:rPr>
+                <w:b w:val="false"/>
+                <w:bCs w:val="false"/>
+                <w:sz w:val="20"/>
+                <w:szCs w:val="20"/>
+              </w:rPr>
+              <w:t xml:space="preserve">Fluxo ampliado, 390/1440, três motores e axe</w:t>
             </w:r>
           </w:p>
         </w:tc>
@@ -1433,7 +1433,7 @@
                 <w:sz w:val="20"/>
                 <w:szCs w:val="20"/>
               </w:rPr>
-              <w:t xml:space="preserve">Passou (evidencias/android-emulator-result.json), captura real (evidencias/android-emulator-startup.png) e run remoto (https://github.com/DaviSouza78/LinkAtletas/actions/runs/38675093814). Sem crash detectado; fluxo com backend e aparelho físico não executados</w:t>
+              <w:t xml:space="preserve">15 E2E aprovados; seis telas por motor sem violações nas regras automáticas WCAG 2 A/AA e 2.1 A/AA: Chromium (evidencias/chromium-axe.json), Firefox (evidencias/firefox-axe.json), WebKit (evidencias/webkit-axe.json)</w:t>
             </w:r>
           </w:p>
         </w:tc>
@@ -1471,39 +1471,39 @@
                 <w:sz w:val="20"/>
                 <w:szCs w:val="20"/>
               </w:rPr>
-              <w:t xml:space="preserve">TLS local</w:t>
-            </w:r>
-          </w:p>
-        </w:tc>
-        <w:tc>
-          <w:tcPr>
-            <w:tcW w:type="dxa" w:w="3212"/>
-            <w:tcBorders>
-              <w:top w:val="single" w:color="D2DCD6" w:sz="1"/>
-              <w:left w:val="single" w:color="D2DCD6" w:sz="1"/>
-              <w:bottom w:val="single" w:color="D2DCD6" w:sz="1"/>
-              <w:right w:val="single" w:color="D2DCD6" w:sz="1"/>
-            </w:tcBorders>
-            <w:shd w:fill="FFFFFF" w:val="clear"/>
-            <w:tcMar>
-              <w:top w:type="dxa" w:w="80"/>
-              <w:left w:type="dxa" w:w="100"/>
-              <w:bottom w:type="dxa" w:w="80"/>
-              <w:right w:type="dxa" w:w="100"/>
-            </w:tcMar>
-          </w:tcPr>
-          <w:p>
-            <w:pPr>
-              <w:spacing w:after="40"/>
-            </w:pPr>
-            <w:r>
-              <w:rPr>
-                <w:b w:val="false"/>
-                <w:bCs w:val="false"/>
-                <w:sz w:val="20"/>
-                <w:szCs w:val="20"/>
-              </w:rPr>
-              <w:t xml:space="preserve">Container/HTTPS, banco, autenticação, origem e reinício</w:t>
+              <w:t xml:space="preserve">App Expo</w:t>
+            </w:r>
+          </w:p>
+        </w:tc>
+        <w:tc>
+          <w:tcPr>
+            <w:tcW w:type="dxa" w:w="3212"/>
+            <w:tcBorders>
+              <w:top w:val="single" w:color="D2DCD6" w:sz="1"/>
+              <w:left w:val="single" w:color="D2DCD6" w:sz="1"/>
+              <w:bottom w:val="single" w:color="D2DCD6" w:sz="1"/>
+              <w:right w:val="single" w:color="D2DCD6" w:sz="1"/>
+            </w:tcBorders>
+            <w:shd w:fill="FFFFFF" w:val="clear"/>
+            <w:tcMar>
+              <w:top w:type="dxa" w:w="80"/>
+              <w:left w:type="dxa" w:w="100"/>
+              <w:bottom w:type="dxa" w:w="80"/>
+              <w:right w:type="dxa" w:w="100"/>
+            </w:tcMar>
+          </w:tcPr>
+          <w:p>
+            <w:pPr>
+              <w:spacing w:after="40"/>
+            </w:pPr>
+            <w:r>
+              <w:rPr>
+                <w:b w:val="false"/>
+                <w:bCs w:val="false"/>
+                <w:sz w:val="20"/>
+                <w:szCs w:val="20"/>
+              </w:rPr>
+              <w:t xml:space="preserve">Tipos, dependências, Doctor, transporte, Hermes Android/iOS e compilação APK</w:t>
             </w:r>
           </w:p>
         </w:tc>
@@ -1535,7 +1535,7 @@
                 <w:sz w:val="20"/>
                 <w:szCs w:val="20"/>
               </w:rPr>
-              <w:t xml:space="preserve">TLS 1.3 (evidencias/production-tls.json): CA explícita, cookie Secure/HttpOnly, HTTP 200/201, mutation sem Origin 403 e sessão/perfil preservados após reinício da aplicação; sem trust global/domínio público</w:t>
+              <w:t xml:space="preserve">Passaram: verificação detalhada (evidencias/mobile-verificacao.md), 21/21 transporte/configuração (evidencias/mobile-tests.json), hashes dos bundles (evidencias/mobile-bundles.json) e build APK remoto (evidencias/github-android-build.json). Ensaio integrado no emulador registrado abaixo; aparelho físico e IPA pendentes</w:t>
             </w:r>
           </w:p>
         </w:tc>
@@ -1573,39 +1573,39 @@
                 <w:sz w:val="20"/>
                 <w:szCs w:val="20"/>
               </w:rPr>
-              <w:t xml:space="preserve">Backup/restauração</w:t>
-            </w:r>
-          </w:p>
-        </w:tc>
-        <w:tc>
-          <w:tcPr>
-            <w:tcW w:type="dxa" w:w="3212"/>
-            <w:tcBorders>
-              <w:top w:val="single" w:color="D2DCD6" w:sz="1"/>
-              <w:left w:val="single" w:color="D2DCD6" w:sz="1"/>
-              <w:bottom w:val="single" w:color="D2DCD6" w:sz="1"/>
-              <w:right w:val="single" w:color="D2DCD6" w:sz="1"/>
-            </w:tcBorders>
-            <w:shd w:fill="FFFFFF" w:val="clear"/>
-            <w:tcMar>
-              <w:top w:type="dxa" w:w="80"/>
-              <w:left w:type="dxa" w:w="100"/>
-              <w:bottom w:type="dxa" w:w="80"/>
-              <w:right w:type="dxa" w:w="100"/>
-            </w:tcMar>
-          </w:tcPr>
-          <w:p>
-            <w:pPr>
-              <w:spacing w:after="40"/>
-            </w:pPr>
-            <w:r>
-              <w:rPr>
-                <w:b w:val="false"/>
-                <w:bCs w:val="false"/>
-                <w:sz w:val="20"/>
-                <w:szCs w:val="20"/>
-              </w:rPr>
-              <w:t xml:space="preserve">Banco e S3 cifrados em destinos isolados</w:t>
+              <w:t xml:space="preserve">APK em emulador</w:t>
+            </w:r>
+          </w:p>
+        </w:tc>
+        <w:tc>
+          <w:tcPr>
+            <w:tcW w:type="dxa" w:w="3212"/>
+            <w:tcBorders>
+              <w:top w:val="single" w:color="D2DCD6" w:sz="1"/>
+              <w:left w:val="single" w:color="D2DCD6" w:sz="1"/>
+              <w:bottom w:val="single" w:color="D2DCD6" w:sz="1"/>
+              <w:right w:val="single" w:color="D2DCD6" w:sz="1"/>
+            </w:tcBorders>
+            <w:shd w:fill="FFFFFF" w:val="clear"/>
+            <w:tcMar>
+              <w:top w:type="dxa" w:w="80"/>
+              <w:left w:type="dxa" w:w="100"/>
+              <w:bottom w:type="dxa" w:w="80"/>
+              <w:right w:type="dxa" w:w="100"/>
+            </w:tcMar>
+          </w:tcPr>
+          <w:p>
+            <w:pPr>
+              <w:spacing w:after="40"/>
+            </w:pPr>
+            <w:r>
+              <w:rPr>
+                <w:b w:val="false"/>
+                <w:bCs w:val="false"/>
+                <w:sz w:val="20"/>
+                <w:szCs w:val="20"/>
+              </w:rPr>
+              <w:t xml:space="preserve">Instalação e abertura da tela de login no Android API 35 x86_64</w:t>
             </w:r>
           </w:p>
         </w:tc>
@@ -1637,7 +1637,7 @@
                 <w:sz w:val="20"/>
                 <w:szCs w:val="20"/>
               </w:rPr>
-              <w:t xml:space="preserve">36 tabelas e checksums iguais (evidencias/backup-restore.json), roundtrip de campo/mídia e dump sem texto claro; worker privado (evidencias/private-network-backup.json)</w:t>
+              <w:t xml:space="preserve">Passou (evidencias/android-emulator-result.json), captura real (evidencias/android-emulator-startup.png) e run remoto (https://github.com/DaviSouza78/LinkAtletas/actions/runs/38675093814). Registro histórico de inicialização do APK documental; o perfil local com backend real tem ensaio próprio. Aparelho físico não validado</w:t>
             </w:r>
           </w:p>
         </w:tc>
@@ -1675,39 +1675,39 @@
                 <w:sz w:val="20"/>
                 <w:szCs w:val="20"/>
               </w:rPr>
-              <w:t xml:space="preserve">Carga do match</w:t>
-            </w:r>
-          </w:p>
-        </w:tc>
-        <w:tc>
-          <w:tcPr>
-            <w:tcW w:type="dxa" w:w="3212"/>
-            <w:tcBorders>
-              <w:top w:val="single" w:color="D2DCD6" w:sz="1"/>
-              <w:left w:val="single" w:color="D2DCD6" w:sz="1"/>
-              <w:bottom w:val="single" w:color="D2DCD6" w:sz="1"/>
-              <w:right w:val="single" w:color="D2DCD6" w:sz="1"/>
-            </w:tcBorders>
-            <w:shd w:fill="FFFFFF" w:val="clear"/>
-            <w:tcMar>
-              <w:top w:type="dxa" w:w="80"/>
-              <w:left w:type="dxa" w:w="100"/>
-              <w:bottom w:type="dxa" w:w="80"/>
-              <w:right w:type="dxa" w:w="100"/>
-            </w:tcMar>
-          </w:tcPr>
-          <w:p>
-            <w:pPr>
-              <w:spacing w:after="40"/>
-            </w:pPr>
-            <w:r>
-              <w:rPr>
-                <w:b w:val="false"/>
-                <w:bCs w:val="false"/>
-                <w:sz w:val="20"/>
-                <w:szCs w:val="20"/>
-              </w:rPr>
-              <w:t xml:space="preserve">500 treinadores sintéticos, 200 chamadas HTTP, concorrência 10</w:t>
+              <w:t xml:space="preserve">TLS local</w:t>
+            </w:r>
+          </w:p>
+        </w:tc>
+        <w:tc>
+          <w:tcPr>
+            <w:tcW w:type="dxa" w:w="3212"/>
+            <w:tcBorders>
+              <w:top w:val="single" w:color="D2DCD6" w:sz="1"/>
+              <w:left w:val="single" w:color="D2DCD6" w:sz="1"/>
+              <w:bottom w:val="single" w:color="D2DCD6" w:sz="1"/>
+              <w:right w:val="single" w:color="D2DCD6" w:sz="1"/>
+            </w:tcBorders>
+            <w:shd w:fill="FFFFFF" w:val="clear"/>
+            <w:tcMar>
+              <w:top w:type="dxa" w:w="80"/>
+              <w:left w:type="dxa" w:w="100"/>
+              <w:bottom w:type="dxa" w:w="80"/>
+              <w:right w:type="dxa" w:w="100"/>
+            </w:tcMar>
+          </w:tcPr>
+          <w:p>
+            <w:pPr>
+              <w:spacing w:after="40"/>
+            </w:pPr>
+            <w:r>
+              <w:rPr>
+                <w:b w:val="false"/>
+                <w:bCs w:val="false"/>
+                <w:sz w:val="20"/>
+                <w:szCs w:val="20"/>
+              </w:rPr>
+              <w:t xml:space="preserve">Container/HTTPS, banco, autenticação, origem e reinício</w:t>
             </w:r>
           </w:p>
         </w:tc>
@@ -1739,7 +1739,7 @@
                 <w:sz w:val="20"/>
                 <w:szCs w:val="20"/>
               </w:rPr>
-              <w:t xml:space="preserve">Medição (evidencias/carga-matchmaking.json): 200 respostas 200, p50 78,54 ms, p95 97,78 ms, p99 132,54 ms; não extrapolar nuvem/escala</w:t>
+              <w:t xml:space="preserve">TLS 1.3 (evidencias/production-tls.json): CA explícita, cookie Secure/HttpOnly, HTTP 200/201, mutation sem Origin 403 e sessão/perfil preservados após reinício da aplicação; sem trust global/domínio público</w:t>
             </w:r>
           </w:p>
         </w:tc>
@@ -1777,39 +1777,39 @@
                 <w:sz w:val="20"/>
                 <w:szCs w:val="20"/>
               </w:rPr>
-              <w:t xml:space="preserve">CI e build final</w:t>
-            </w:r>
-          </w:p>
-        </w:tc>
-        <w:tc>
-          <w:tcPr>
-            <w:tcW w:type="dxa" w:w="3212"/>
-            <w:tcBorders>
-              <w:top w:val="single" w:color="D2DCD6" w:sz="1"/>
-              <w:left w:val="single" w:color="D2DCD6" w:sz="1"/>
-              <w:bottom w:val="single" w:color="D2DCD6" w:sz="1"/>
-              <w:right w:val="single" w:color="D2DCD6" w:sz="1"/>
-            </w:tcBorders>
-            <w:shd w:fill="FFFFFF" w:val="clear"/>
-            <w:tcMar>
-              <w:top w:type="dxa" w:w="80"/>
-              <w:left w:type="dxa" w:w="100"/>
-              <w:bottom w:type="dxa" w:w="80"/>
-              <w:right w:type="dxa" w:w="100"/>
-            </w:tcMar>
-          </w:tcPr>
-          <w:p>
-            <w:pPr>
-              <w:spacing w:after="40"/>
-            </w:pPr>
-            <w:r>
-              <w:rPr>
-                <w:b w:val="false"/>
-                <w:bCs w:val="false"/>
-                <w:sz w:val="20"/>
-                <w:szCs w:val="20"/>
-              </w:rPr>
-              <w:t xml:space="preserve">Instalação, tipos/build, Vitest, backup, browsers/axe, Expo e TLS/reinício</w:t>
+              <w:t xml:space="preserve">Backup/restauração</w:t>
+            </w:r>
+          </w:p>
+        </w:tc>
+        <w:tc>
+          <w:tcPr>
+            <w:tcW w:type="dxa" w:w="3212"/>
+            <w:tcBorders>
+              <w:top w:val="single" w:color="D2DCD6" w:sz="1"/>
+              <w:left w:val="single" w:color="D2DCD6" w:sz="1"/>
+              <w:bottom w:val="single" w:color="D2DCD6" w:sz="1"/>
+              <w:right w:val="single" w:color="D2DCD6" w:sz="1"/>
+            </w:tcBorders>
+            <w:shd w:fill="FFFFFF" w:val="clear"/>
+            <w:tcMar>
+              <w:top w:type="dxa" w:w="80"/>
+              <w:left w:type="dxa" w:w="100"/>
+              <w:bottom w:type="dxa" w:w="80"/>
+              <w:right w:type="dxa" w:w="100"/>
+            </w:tcMar>
+          </w:tcPr>
+          <w:p>
+            <w:pPr>
+              <w:spacing w:after="40"/>
+            </w:pPr>
+            <w:r>
+              <w:rPr>
+                <w:b w:val="false"/>
+                <w:bCs w:val="false"/>
+                <w:sz w:val="20"/>
+                <w:szCs w:val="20"/>
+              </w:rPr>
+              <w:t xml:space="preserve">Banco e S3 cifrados em destinos isolados</w:t>
             </w:r>
           </w:p>
         </w:tc>
@@ -1841,7 +1841,7 @@
                 <w:sz w:val="20"/>
                 <w:szCs w:val="20"/>
               </w:rPr>
-              <w:t xml:space="preserve">Tipos/build locais aprovados (evidencias/verificacao-build.txt); CI completa aprovada na main (https://github.com/DaviSouza78/LinkAtletas/actions/runs/38656142290), registro remoto (evidencias/github-ci-main.json)</w:t>
+              <w:t xml:space="preserve">36 tabelas e checksums iguais (evidencias/backup-restore.json), roundtrip de campo/mídia e dump sem texto claro; worker privado (evidencias/private-network-backup.json)</w:t>
             </w:r>
           </w:p>
         </w:tc>
@@ -1879,6 +1879,210 @@
                 <w:sz w:val="20"/>
                 <w:szCs w:val="20"/>
               </w:rPr>
+              <w:t xml:space="preserve">Carga do match</w:t>
+            </w:r>
+          </w:p>
+        </w:tc>
+        <w:tc>
+          <w:tcPr>
+            <w:tcW w:type="dxa" w:w="3212"/>
+            <w:tcBorders>
+              <w:top w:val="single" w:color="D2DCD6" w:sz="1"/>
+              <w:left w:val="single" w:color="D2DCD6" w:sz="1"/>
+              <w:bottom w:val="single" w:color="D2DCD6" w:sz="1"/>
+              <w:right w:val="single" w:color="D2DCD6" w:sz="1"/>
+            </w:tcBorders>
+            <w:shd w:fill="FFFFFF" w:val="clear"/>
+            <w:tcMar>
+              <w:top w:type="dxa" w:w="80"/>
+              <w:left w:type="dxa" w:w="100"/>
+              <w:bottom w:type="dxa" w:w="80"/>
+              <w:right w:type="dxa" w:w="100"/>
+            </w:tcMar>
+          </w:tcPr>
+          <w:p>
+            <w:pPr>
+              <w:spacing w:after="40"/>
+            </w:pPr>
+            <w:r>
+              <w:rPr>
+                <w:b w:val="false"/>
+                <w:bCs w:val="false"/>
+                <w:sz w:val="20"/>
+                <w:szCs w:val="20"/>
+              </w:rPr>
+              <w:t xml:space="preserve">500 treinadores sintéticos, 200 chamadas HTTP, concorrência 10</w:t>
+            </w:r>
+          </w:p>
+        </w:tc>
+        <w:tc>
+          <w:tcPr>
+            <w:tcW w:type="dxa" w:w="3214"/>
+            <w:tcBorders>
+              <w:top w:val="single" w:color="D2DCD6" w:sz="1"/>
+              <w:left w:val="single" w:color="D2DCD6" w:sz="1"/>
+              <w:bottom w:val="single" w:color="D2DCD6" w:sz="1"/>
+              <w:right w:val="single" w:color="D2DCD6" w:sz="1"/>
+            </w:tcBorders>
+            <w:shd w:fill="FFFFFF" w:val="clear"/>
+            <w:tcMar>
+              <w:top w:type="dxa" w:w="80"/>
+              <w:left w:type="dxa" w:w="100"/>
+              <w:bottom w:type="dxa" w:w="80"/>
+              <w:right w:type="dxa" w:w="100"/>
+            </w:tcMar>
+          </w:tcPr>
+          <w:p>
+            <w:pPr>
+              <w:spacing w:after="40"/>
+            </w:pPr>
+            <w:r>
+              <w:rPr>
+                <w:b w:val="false"/>
+                <w:bCs w:val="false"/>
+                <w:sz w:val="20"/>
+                <w:szCs w:val="20"/>
+              </w:rPr>
+              <w:t xml:space="preserve">Medição (evidencias/carga-matchmaking.json): 200 respostas 200, p50 78,54 ms, p95 97,78 ms, p99 132,54 ms; não extrapolar nuvem/escala</w:t>
+            </w:r>
+          </w:p>
+        </w:tc>
+      </w:tr>
+      <w:tr>
+        <w:trPr>
+          <w:cantSplit/>
+          <w:tblHeader w:val="off"/>
+        </w:trPr>
+        <w:tc>
+          <w:tcPr>
+            <w:tcW w:type="dxa" w:w="3212"/>
+            <w:tcBorders>
+              <w:top w:val="single" w:color="D2DCD6" w:sz="1"/>
+              <w:left w:val="single" w:color="D2DCD6" w:sz="1"/>
+              <w:bottom w:val="single" w:color="D2DCD6" w:sz="1"/>
+              <w:right w:val="single" w:color="D2DCD6" w:sz="1"/>
+            </w:tcBorders>
+            <w:shd w:fill="FFFFFF" w:val="clear"/>
+            <w:tcMar>
+              <w:top w:type="dxa" w:w="80"/>
+              <w:left w:type="dxa" w:w="100"/>
+              <w:bottom w:type="dxa" w:w="80"/>
+              <w:right w:type="dxa" w:w="100"/>
+            </w:tcMar>
+          </w:tcPr>
+          <w:p>
+            <w:pPr>
+              <w:spacing w:after="40"/>
+            </w:pPr>
+            <w:r>
+              <w:rPr>
+                <w:b w:val="false"/>
+                <w:bCs w:val="false"/>
+                <w:sz w:val="20"/>
+                <w:szCs w:val="20"/>
+              </w:rPr>
+              <w:t xml:space="preserve">CI e build final</w:t>
+            </w:r>
+          </w:p>
+        </w:tc>
+        <w:tc>
+          <w:tcPr>
+            <w:tcW w:type="dxa" w:w="3212"/>
+            <w:tcBorders>
+              <w:top w:val="single" w:color="D2DCD6" w:sz="1"/>
+              <w:left w:val="single" w:color="D2DCD6" w:sz="1"/>
+              <w:bottom w:val="single" w:color="D2DCD6" w:sz="1"/>
+              <w:right w:val="single" w:color="D2DCD6" w:sz="1"/>
+            </w:tcBorders>
+            <w:shd w:fill="FFFFFF" w:val="clear"/>
+            <w:tcMar>
+              <w:top w:type="dxa" w:w="80"/>
+              <w:left w:type="dxa" w:w="100"/>
+              <w:bottom w:type="dxa" w:w="80"/>
+              <w:right w:type="dxa" w:w="100"/>
+            </w:tcMar>
+          </w:tcPr>
+          <w:p>
+            <w:pPr>
+              <w:spacing w:after="40"/>
+            </w:pPr>
+            <w:r>
+              <w:rPr>
+                <w:b w:val="false"/>
+                <w:bCs w:val="false"/>
+                <w:sz w:val="20"/>
+                <w:szCs w:val="20"/>
+              </w:rPr>
+              <w:t xml:space="preserve">Instalação, tipos/build, Vitest, backup, browsers/axe, Expo e TLS/reinício</w:t>
+            </w:r>
+          </w:p>
+        </w:tc>
+        <w:tc>
+          <w:tcPr>
+            <w:tcW w:type="dxa" w:w="3214"/>
+            <w:tcBorders>
+              <w:top w:val="single" w:color="D2DCD6" w:sz="1"/>
+              <w:left w:val="single" w:color="D2DCD6" w:sz="1"/>
+              <w:bottom w:val="single" w:color="D2DCD6" w:sz="1"/>
+              <w:right w:val="single" w:color="D2DCD6" w:sz="1"/>
+            </w:tcBorders>
+            <w:shd w:fill="FFFFFF" w:val="clear"/>
+            <w:tcMar>
+              <w:top w:type="dxa" w:w="80"/>
+              <w:left w:type="dxa" w:w="100"/>
+              <w:bottom w:type="dxa" w:w="80"/>
+              <w:right w:type="dxa" w:w="100"/>
+            </w:tcMar>
+          </w:tcPr>
+          <w:p>
+            <w:pPr>
+              <w:spacing w:after="40"/>
+            </w:pPr>
+            <w:r>
+              <w:rPr>
+                <w:b w:val="false"/>
+                <w:bCs w:val="false"/>
+                <w:sz w:val="20"/>
+                <w:szCs w:val="20"/>
+              </w:rPr>
+              <w:t xml:space="preserve">Tipos/build locais aprovados (evidencias/verificacao-build.txt); CI completa aprovada na revisão (https://github.com/DaviSouza78/LinkAtletas/actions/runs/39506459529), registro remoto (evidencias/github-ci-revisao.json)</w:t>
+            </w:r>
+          </w:p>
+        </w:tc>
+      </w:tr>
+      <w:tr>
+        <w:trPr>
+          <w:cantSplit/>
+          <w:tblHeader w:val="off"/>
+        </w:trPr>
+        <w:tc>
+          <w:tcPr>
+            <w:tcW w:type="dxa" w:w="3212"/>
+            <w:tcBorders>
+              <w:top w:val="single" w:color="D2DCD6" w:sz="1"/>
+              <w:left w:val="single" w:color="D2DCD6" w:sz="1"/>
+              <w:bottom w:val="single" w:color="D2DCD6" w:sz="1"/>
+              <w:right w:val="single" w:color="D2DCD6" w:sz="1"/>
+            </w:tcBorders>
+            <w:shd w:fill="FFFFFF" w:val="clear"/>
+            <w:tcMar>
+              <w:top w:type="dxa" w:w="80"/>
+              <w:left w:type="dxa" w:w="100"/>
+              <w:bottom w:type="dxa" w:w="80"/>
+              <w:right w:type="dxa" w:w="100"/>
+            </w:tcMar>
+          </w:tcPr>
+          <w:p>
+            <w:pPr>
+              <w:spacing w:after="40"/>
+            </w:pPr>
+            <w:r>
+              <w:rPr>
+                <w:b w:val="false"/>
+                <w:bCs w:val="false"/>
+                <w:sz w:val="20"/>
+                <w:szCs w:val="20"/>
+              </w:rPr>
               <w:t xml:space="preserve">Documentação</w:t>
             </w:r>
           </w:p>
@@ -1984,7 +2188,7 @@
         </w:rPr>
         <w:t xml:space="preserve">Na finalização de 15/10, o cenário de chat passou a forçar o fechamento atrasado da conexão descartada pelo StrictMode depois de aberta a conexão válida. O indicador permaneceu conectado e a troca real de mensagens foi verificada nos três motores. A </w:t>
       </w:r>
-      <w:hyperlink w:history="1" r:id="rIdqvdkivuz4wckcstxshb5x">
+      <w:hyperlink w:history="1" r:id="rIdchhl_wrmujlvqepe-tawh">
         <w:r>
           <w:rPr>
             <w:rStyle w:val="Hyperlink"/>
@@ -2317,6 +2521,324 @@
       <w:pPr>
         <w:spacing w:after="50"/>
       </w:pPr>
+    </w:p>
+    <w:p>
+      <w:pPr>
+        <w:pStyle w:val="Heading1"/>
+        <w:keepNext/>
+      </w:pPr>
+      <w:r>
+        <w:rPr>
+          <w:b w:val="false"/>
+          <w:bCs w:val="false"/>
+        </w:rPr>
+        <w:t xml:space="preserve">Revisão técnica e documental de 15–20/10/2026</w:t>
+      </w:r>
+    </w:p>
+    <w:p>
+      <w:pPr>
+        <w:spacing w:after="50"/>
+      </w:pPr>
+    </w:p>
+    <w:p>
+      <w:pPr>
+        <w:widowControl/>
+        <w:spacing w:after="100" w:line="260"/>
+      </w:pPr>
+      <w:r>
+        <w:rPr>
+          <w:b w:val="false"/>
+          <w:bCs w:val="false"/>
+        </w:rPr>
+        <w:t xml:space="preserve">A </w:t>
+      </w:r>
+      <w:r>
+        <w:rPr>
+          <w:b w:val="false"/>
+          <w:bCs w:val="false"/>
+        </w:rPr>
+        <w:t xml:space="preserve">CI mais recente no commit b931e44 (evidencias/github-ci-revisao-mais-recente.json)</w:t>
+      </w:r>
+      <w:r>
+        <w:rPr>
+          <w:b w:val="false"/>
+          <w:bCs w:val="false"/>
+        </w:rPr>
+        <w:t xml:space="preserve"> também passou integralmente: </w:t>
+      </w:r>
+      <w:hyperlink w:history="1" r:id="rId0ez5thcubtnuc-99nmici">
+        <w:r>
+          <w:rPr>
+            <w:rStyle w:val="Hyperlink"/>
+          </w:rPr>
+          <w:t xml:space="preserve">run 39508144201</w:t>
+        </w:r>
+      </w:hyperlink>
+      <w:r>
+        <w:rPr>
+          <w:b w:val="false"/>
+          <w:bCs w:val="false"/>
+        </w:rPr>
+        <w:t xml:space="preserve">. As capturas consolidadas dos browsers e provas SQL/S3/TLS continuam identificadas pela execução aprovada 39506459529; ambas contêm as mesmas contagens de testes.</w:t>
+      </w:r>
+    </w:p>
+    <w:p>
+      <w:pPr>
+        <w:spacing w:after="50"/>
+      </w:pPr>
+    </w:p>
+    <w:p>
+      <w:pPr>
+        <w:widowControl/>
+        <w:spacing w:after="100" w:line="260"/>
+      </w:pPr>
+      <w:r>
+        <w:rPr>
+          <w:b w:val="false"/>
+          <w:bCs w:val="false"/>
+        </w:rPr>
+        <w:t xml:space="preserve">O </w:t>
+      </w:r>
+      <w:r>
+        <w:rPr>
+          <w:b w:val="false"/>
+          <w:bCs w:val="false"/>
+        </w:rPr>
+        <w:t xml:space="preserve">ambiente local (evidencias/ambiente-local-revisado.json)</w:t>
+      </w:r>
+      <w:r>
+        <w:rPr>
+          <w:b w:val="false"/>
+          <w:bCs w:val="false"/>
+        </w:rPr>
+        <w:t xml:space="preserve"> foi recuperado preservando containers, volumes e chave. Os sockets transitórios inválidos voltaram a impedir a partida após nova sessão do Windows; ambos os diretórios de runtime foram preservados e recriados em 20/10. Não foi realizado reset de fábrica. Os 82 testes passaram novamente com os serviços saudáveis e Vitest 4.1.11. O primeiro ensaio dessa retomada encontrou o banco ainda desligado e foi descartado; sua falha não foi contada como teste aprovado.</w:t>
+      </w:r>
+    </w:p>
+    <w:p>
+      <w:pPr>
+        <w:spacing w:after="50"/>
+      </w:pPr>
+    </w:p>
+    <w:p>
+      <w:pPr>
+        <w:widowControl/>
+        <w:spacing w:after="100" w:line="260"/>
+      </w:pPr>
+      <w:r>
+        <w:rPr>
+          <w:b w:val="false"/>
+          <w:bCs w:val="false"/>
+        </w:rPr>
+        <w:t xml:space="preserve">Os 15 E2E de 15/10 foram repetidos após a atualização dos plugins HTTP e passaram sem retry; a execução aprovada substitui o relatório parcial de uma tentativa interrompida. O cliente Expo 57.0.30 passou em 21 testes, tipos, dependências, Doctor 21/21 e exportação Hermes (613 módulos Android e 599 iOS). </w:t>
+      </w:r>
+      <w:r>
+        <w:rPr>
+          <w:b w:val="false"/>
+          <w:bCs w:val="false"/>
+        </w:rPr>
+        <w:t xml:space="preserve">Hashes dos bundles (evidencias/mobile-bundles.json)</w:t>
+      </w:r>
+      <w:r>
+        <w:rPr>
+          <w:b w:val="false"/>
+          <w:bCs w:val="false"/>
+        </w:rPr>
+        <w:t xml:space="preserve"> não equivalem a IPA ou homologação física.</w:t>
+      </w:r>
+    </w:p>
+    <w:p>
+      <w:pPr>
+        <w:spacing w:after="50"/>
+      </w:pPr>
+    </w:p>
+    <w:p>
+      <w:pPr>
+        <w:widowControl/>
+        <w:spacing w:after="100" w:line="260"/>
+      </w:pPr>
+      <w:r>
+        <w:rPr>
+          <w:b w:val="false"/>
+          <w:bCs w:val="false"/>
+        </w:rPr>
+        <w:t xml:space="preserve">A auditoria completa das dependências de produção e desenvolvimento retornou zero alertas na raiz e dois alertas altos sem correção oficial nas ferramentas transitivas do Expo: </w:t>
+      </w:r>
+      <w:r>
+        <w:rPr>
+          <w:b w:val="false"/>
+          <w:bCs w:val="false"/>
+        </w:rPr>
+        <w:t xml:space="preserve">resultado (evidencias/auditoria-dependencias.json)</w:t>
+      </w:r>
+      <w:r>
+        <w:rPr>
+          <w:b w:val="false"/>
+          <w:bCs w:val="false"/>
+        </w:rPr>
+        <w:t xml:space="preserve">, </w:t>
+      </w:r>
+      <w:r>
+        <w:rPr>
+          <w:b w:val="false"/>
+          <w:bCs w:val="false"/>
+        </w:rPr>
+        <w:t xml:space="preserve">exposição e tratamento (seguranca-dependencias.md)</w:t>
+      </w:r>
+      <w:r>
+        <w:rPr>
+          <w:b w:val="false"/>
+          <w:bCs w:val="false"/>
+        </w:rPr>
+        <w:t xml:space="preserve">. Não foram suprimidos avisos. O perfil normal Android foi pré-gerado com tráfego claro desabilitado e sem exceção local; o perfil de demonstração permite apenas três destinos locais explícitos.</w:t>
+      </w:r>
+    </w:p>
+    <w:p>
+      <w:pPr>
+        <w:spacing w:after="50"/>
+      </w:pPr>
+    </w:p>
+    <w:p>
+      <w:pPr>
+        <w:widowControl/>
+        <w:spacing w:after="100" w:line="260"/>
+      </w:pPr>
+      <w:r>
+        <w:rPr>
+          <w:b w:val="false"/>
+          <w:bCs w:val="false"/>
+        </w:rPr>
+        <w:t xml:space="preserve">A </w:t>
+      </w:r>
+      <w:r>
+        <w:rPr>
+          <w:b w:val="false"/>
+          <w:bCs w:val="false"/>
+        </w:rPr>
+        <w:t xml:space="preserve">revisão dos materiais (revisao-materiais.md)</w:t>
+      </w:r>
+      <w:r>
+        <w:rPr>
+          <w:b w:val="false"/>
+          <w:bCs w:val="false"/>
+        </w:rPr>
+        <w:t xml:space="preserve"> preserva os originais e identifica ajustes de escopo que exigem alinhamento docente. Os modelos foram conferidos automaticamente contra 36 tabelas/257 colunas/45 FKs, 16 casos de uso únicos e 11 chamadas das sequências/OpenAPI, sem exportar dados de usuários.</w:t>
+      </w:r>
+    </w:p>
+    <w:p>
+      <w:pPr>
+        <w:spacing w:after="50"/>
+      </w:pPr>
+    </w:p>
+    <w:p>
+      <w:pPr>
+        <w:widowControl/>
+        <w:spacing w:after="100" w:line="260"/>
+      </w:pPr>
+      <w:r>
+        <w:rPr>
+          <w:b w:val="false"/>
+          <w:bCs w:val="false"/>
+        </w:rPr>
+        <w:t xml:space="preserve">Na CI de 20/10, a regressão do socket descartado falhou no WebKit porque esse navegador pode não emitir </w:t>
+      </w:r>
+      <w:r>
+        <w:rPr>
+          <w:rFonts w:ascii="Courier New" w:cs="Courier New" w:eastAsia="Courier New" w:hAnsi="Courier New"/>
+          <w:b w:val="false"/>
+          <w:bCs w:val="false"/>
+          <w:sz w:val="18"/>
+          <w:szCs w:val="18"/>
+        </w:rPr>
+        <w:t xml:space="preserve">close</w:t>
+      </w:r>
+      <w:r>
+        <w:rPr>
+          <w:b w:val="false"/>
+          <w:bCs w:val="false"/>
+        </w:rPr>
+        <w:t xml:space="preserve"> quando a conexão é abortada antes de abrir. O ensaio agora injeta explicitamente o callback atrasado após abrir a conexão válida, mantendo o transporte real; a asserção não foi removida. A prontidão do E2E passou a consultar </w:t>
+      </w:r>
+      <w:r>
+        <w:rPr>
+          <w:rFonts w:ascii="Courier New" w:cs="Courier New" w:eastAsia="Courier New" w:hAnsi="Courier New"/>
+          <w:b w:val="false"/>
+          <w:bCs w:val="false"/>
+          <w:sz w:val="18"/>
+          <w:szCs w:val="18"/>
+        </w:rPr>
+        <w:t xml:space="preserve">/api/health</w:t>
+      </w:r>
+      <w:r>
+        <w:rPr>
+          <w:b w:val="false"/>
+          <w:bCs w:val="false"/>
+        </w:rPr>
+        <w:t xml:space="preserve"> através do proxy web, evitando iniciar a primeira requisição quando somente o Vite já estava disponível.</w:t>
+      </w:r>
+    </w:p>
+    <w:p>
+      <w:pPr>
+        <w:spacing w:after="50"/>
+      </w:pPr>
+    </w:p>
+    <w:p>
+      <w:pPr>
+        <w:widowControl/>
+        <w:spacing w:after="100" w:line="260"/>
+      </w:pPr>
+      <w:r>
+        <w:rPr>
+          <w:b w:val="false"/>
+          <w:bCs w:val="false"/>
+        </w:rPr>
+        <w:t xml:space="preserve">No Windows, a jornada WebKit com três contextos concluiu individualmente suas ações, mas somou 80 segundos apenas nos cadastros/perfis e atingiu o limite global de 90 segundos durante a aprovação. O limite dessa única jornada nesse sistema foi ajustado para 180 segundos; os limites por ação (15 s), por asserção (10 s) e a ausência de retries foram preservados. O trace não mostrou falha de API nessa tentativa. A CI Ubuntu executou a jornada completa e os outros 14 cenários sem esse ajuste de plataforma.</w:t>
+      </w:r>
+    </w:p>
+    <w:p>
+      <w:pPr>
+        <w:spacing w:after="50"/>
+      </w:pPr>
+    </w:p>
+    <w:p>
+      <w:pPr>
+        <w:widowControl/>
+        <w:spacing w:after="100" w:line="260"/>
+      </w:pPr>
+      <w:r>
+        <w:rPr>
+          <w:b w:val="false"/>
+          <w:bCs w:val="false"/>
+        </w:rPr>
+        <w:t xml:space="preserve">A jornada multiperfil do WebKit voltou a passar no Windows, em 2,7 minutos, com o orçamento total ajustado e os limites por ação preservados: </w:t>
+      </w:r>
+      <w:r>
+        <w:rPr>
+          <w:b w:val="false"/>
+          <w:bCs w:val="false"/>
+        </w:rPr>
+        <w:t xml:space="preserve">resultado do cenário isolado (evidencias/webkit-windows-fluxo.json)</w:t>
+      </w:r>
+      <w:r>
+        <w:rPr>
+          <w:b w:val="false"/>
+          <w:bCs w:val="false"/>
+        </w:rPr>
+        <w:t xml:space="preserve">. O Chrome instalado neste computador também abriu a interface em 1440/390 sem overflow ou erro JavaScript e alcançou a API pelo proxy: </w:t>
+      </w:r>
+      <w:r>
+        <w:rPr>
+          <w:b w:val="false"/>
+          <w:bCs w:val="false"/>
+        </w:rPr>
+        <w:t xml:space="preserve">smoke local (evidencias/chrome-local-smoke.json)</w:t>
+      </w:r>
+      <w:r>
+        <w:rPr>
+          <w:b w:val="false"/>
+          <w:bCs w:val="false"/>
+        </w:rPr>
+        <w:t xml:space="preserve">. Esse smoke de Chrome não substitui os fluxos completos executados nas três engines.</w:t>
+      </w:r>
     </w:p>
     <w:sectPr>
       <w:footerReference w:type="default" r:id="rId6"/>
@@ -2378,7 +2900,7 @@
         <w:sz w:val="17"/>
         <w:szCs w:val="17"/>
       </w:rPr>
-      <w:t xml:space="preserve">LinkAtletas · 14/10/2026     </w:t>
+      <w:t xml:space="preserve">LinkAtletas · 20/10/2026     </w:t>
     </w:r>
     <w:r>
       <w:rPr>

--- a/docs/evolucao/relatorio-testes.docx
+++ b/docs/evolucao/relatorio-testes.docx
@@ -30,7 +30,7 @@
           <w:b w:val="false"/>
           <w:bCs w:val="false"/>
         </w:rPr>
-        <w:t xml:space="preserve">Consolidação revisada em 20/10/2026, com evidências datadas de cada execução; registros de 14–15/10 preservados quando não houve mudança no cenário. Este relatório registra evidência efetivamente produzida; testes escritos, aprovação técnica, build, sandbox e homologação de aparelho são estados distintos. As evidências históricas da Sprint 2 inicial permanecem em </w:t>
+        <w:t xml:space="preserve">Consolidação revisada em 21/10/2026, com evidências datadas de cada execução; registros de 14–15/10 preservados quando não houve mudança no cenário. Este relatório registra evidência efetivamente produzida; testes escritos, aprovação técnica, build, sandbox e homologação de aparelho são estados distintos. As evidências históricas da Sprint 2 inicial permanecem em </w:t>
       </w:r>
       <w:r>
         <w:rPr>
@@ -189,7 +189,7 @@
           <w:b w:val="false"/>
           <w:bCs w:val="false"/>
         </w:rPr>
-        <w:t xml:space="preserve">. O cliente nativo possui 21 testes de transporte/configuração separados; suas verificações não substituem homologação em aparelho.</w:t>
+        <w:t xml:space="preserve">. O cliente nativo possui 22 testes de transporte/configuração separados; suas verificações não substituem homologação em aparelho.</w:t>
       </w:r>
     </w:p>
     <w:p>
@@ -1535,7 +1535,7 @@
                 <w:sz w:val="20"/>
                 <w:szCs w:val="20"/>
               </w:rPr>
-              <w:t xml:space="preserve">Passaram: verificação detalhada (evidencias/mobile-verificacao.md), 21/21 transporte/configuração (evidencias/mobile-tests.json), hashes dos bundles (evidencias/mobile-bundles.json) e build APK remoto (evidencias/github-android-build.json). Ensaio integrado no emulador registrado abaixo; aparelho físico e IPA pendentes</w:t>
+              <w:t xml:space="preserve">Passaram: verificação detalhada (evidencias/mobile-verificacao.md), 22/22 transporte/configuração (evidencias/mobile-tests.json), hashes dos bundles (evidencias/mobile-bundles.json) e build APK local (evidencias/github-android-local-build.json). Ensaio integrado no emulador registrado abaixo; aparelho físico e IPA pendentes</w:t>
             </w:r>
           </w:p>
         </w:tc>
@@ -1573,7 +1573,7 @@
                 <w:sz w:val="20"/>
                 <w:szCs w:val="20"/>
               </w:rPr>
-              <w:t xml:space="preserve">APK em emulador</w:t>
+              <w:t xml:space="preserve">APK local integrado</w:t>
             </w:r>
           </w:p>
         </w:tc>
@@ -1605,7 +1605,7 @@
                 <w:sz w:val="20"/>
                 <w:szCs w:val="20"/>
               </w:rPr>
-              <w:t xml:space="preserve">Instalação e abertura da tela de login no Android API 35 x86_64</w:t>
+              <w:t xml:space="preserve">18 etapas na interface Android com API/PostgreSQL/SMTP/S3 reais</w:t>
             </w:r>
           </w:p>
         </w:tc>
@@ -1637,7 +1637,7 @@
                 <w:sz w:val="20"/>
                 <w:szCs w:val="20"/>
               </w:rPr>
-              <w:t xml:space="preserve">Passou (evidencias/android-emulator-result.json), captura real (evidencias/android-emulator-startup.png) e run remoto (https://github.com/DaviSouza78/LinkAtletas/actions/runs/38675093814). Registro histórico de inicialização do APK documental; o perfil local com backend real tem ensaio próprio. Aparelho físico não validado</w:t>
+              <w:t xml:space="preserve">18/18 aprovadas (evidencias/android-integrated-result.json), execução remota, tentativa 2 (https://github.com/DaviSouza78/LinkAtletas/actions/runs/39522996463/attempts/2), upload e feedback (evidencias/android-integrated-midia-feedback.png); aparelho físico não validado</w:t>
             </w:r>
           </w:p>
         </w:tc>
@@ -1675,7 +1675,7 @@
                 <w:sz w:val="20"/>
                 <w:szCs w:val="20"/>
               </w:rPr>
-              <w:t xml:space="preserve">TLS local</w:t>
+              <w:t xml:space="preserve">APK documental histórico</w:t>
             </w:r>
           </w:p>
         </w:tc>
@@ -1707,7 +1707,7 @@
                 <w:sz w:val="20"/>
                 <w:szCs w:val="20"/>
               </w:rPr>
-              <w:t xml:space="preserve">Container/HTTPS, banco, autenticação, origem e reinício</w:t>
+              <w:t xml:space="preserve">Instalação e abertura da tela de login no Android API 35 x86_64</w:t>
             </w:r>
           </w:p>
         </w:tc>
@@ -1739,7 +1739,7 @@
                 <w:sz w:val="20"/>
                 <w:szCs w:val="20"/>
               </w:rPr>
-              <w:t xml:space="preserve">TLS 1.3 (evidencias/production-tls.json): CA explícita, cookie Secure/HttpOnly, HTTP 200/201, mutation sem Origin 403 e sessão/perfil preservados após reinício da aplicação; sem trust global/domínio público</w:t>
+              <w:t xml:space="preserve">Resultado anterior (evidencias/android-emulator-result.json), captura (evidencias/android-emulator-startup.png). Esse teste inicial não é a evidência de integração do APK local corrigido</w:t>
             </w:r>
           </w:p>
         </w:tc>
@@ -1777,7 +1777,7 @@
                 <w:sz w:val="20"/>
                 <w:szCs w:val="20"/>
               </w:rPr>
-              <w:t xml:space="preserve">Backup/restauração</w:t>
+              <w:t xml:space="preserve">TLS local</w:t>
             </w:r>
           </w:p>
         </w:tc>
@@ -1809,7 +1809,7 @@
                 <w:sz w:val="20"/>
                 <w:szCs w:val="20"/>
               </w:rPr>
-              <w:t xml:space="preserve">Banco e S3 cifrados em destinos isolados</w:t>
+              <w:t xml:space="preserve">Container/HTTPS, banco, autenticação, origem e reinício</w:t>
             </w:r>
           </w:p>
         </w:tc>
@@ -1841,7 +1841,7 @@
                 <w:sz w:val="20"/>
                 <w:szCs w:val="20"/>
               </w:rPr>
-              <w:t xml:space="preserve">36 tabelas e checksums iguais (evidencias/backup-restore.json), roundtrip de campo/mídia e dump sem texto claro; worker privado (evidencias/private-network-backup.json)</w:t>
+              <w:t xml:space="preserve">TLS 1.3 (evidencias/production-tls.json): CA explícita, cookie Secure/HttpOnly, HTTP 200/201, mutation sem Origin 403 e sessão/perfil preservados após reinício da aplicação; sem trust global/domínio público</w:t>
             </w:r>
           </w:p>
         </w:tc>
@@ -1879,7 +1879,7 @@
                 <w:sz w:val="20"/>
                 <w:szCs w:val="20"/>
               </w:rPr>
-              <w:t xml:space="preserve">Carga do match</w:t>
+              <w:t xml:space="preserve">Backup/restauração</w:t>
             </w:r>
           </w:p>
         </w:tc>
@@ -1911,7 +1911,7 @@
                 <w:sz w:val="20"/>
                 <w:szCs w:val="20"/>
               </w:rPr>
-              <w:t xml:space="preserve">500 treinadores sintéticos, 200 chamadas HTTP, concorrência 10</w:t>
+              <w:t xml:space="preserve">Banco e S3 cifrados em destinos isolados</w:t>
             </w:r>
           </w:p>
         </w:tc>
@@ -1943,7 +1943,7 @@
                 <w:sz w:val="20"/>
                 <w:szCs w:val="20"/>
               </w:rPr>
-              <w:t xml:space="preserve">Medição (evidencias/carga-matchmaking.json): 200 respostas 200, p50 78,54 ms, p95 97,78 ms, p99 132,54 ms; não extrapolar nuvem/escala</w:t>
+              <w:t xml:space="preserve">36 tabelas e checksums iguais (evidencias/backup-restore.json), roundtrip de campo/mídia e dump sem texto claro; worker privado (evidencias/private-network-backup.json)</w:t>
             </w:r>
           </w:p>
         </w:tc>
@@ -1981,7 +1981,7 @@
                 <w:sz w:val="20"/>
                 <w:szCs w:val="20"/>
               </w:rPr>
-              <w:t xml:space="preserve">CI e build final</w:t>
+              <w:t xml:space="preserve">Carga do match</w:t>
             </w:r>
           </w:p>
         </w:tc>
@@ -2013,7 +2013,7 @@
                 <w:sz w:val="20"/>
                 <w:szCs w:val="20"/>
               </w:rPr>
-              <w:t xml:space="preserve">Instalação, tipos/build, Vitest, backup, browsers/axe, Expo e TLS/reinício</w:t>
+              <w:t xml:space="preserve">500 treinadores sintéticos, 200 chamadas HTTP, concorrência 10</w:t>
             </w:r>
           </w:p>
         </w:tc>
@@ -2045,7 +2045,7 @@
                 <w:sz w:val="20"/>
                 <w:szCs w:val="20"/>
               </w:rPr>
-              <w:t xml:space="preserve">Tipos/build locais aprovados (evidencias/verificacao-build.txt); CI completa aprovada na revisão (https://github.com/DaviSouza78/LinkAtletas/actions/runs/39506459529), registro remoto (evidencias/github-ci-revisao.json)</w:t>
+              <w:t xml:space="preserve">Medição (evidencias/carga-matchmaking.json): 200 respostas 200, p50 78,54 ms, p95 97,78 ms, p99 132,54 ms; não extrapolar nuvem/escala</w:t>
             </w:r>
           </w:p>
         </w:tc>
@@ -2083,6 +2083,108 @@
                 <w:sz w:val="20"/>
                 <w:szCs w:val="20"/>
               </w:rPr>
+              <w:t xml:space="preserve">CI e build final</w:t>
+            </w:r>
+          </w:p>
+        </w:tc>
+        <w:tc>
+          <w:tcPr>
+            <w:tcW w:type="dxa" w:w="3212"/>
+            <w:tcBorders>
+              <w:top w:val="single" w:color="D2DCD6" w:sz="1"/>
+              <w:left w:val="single" w:color="D2DCD6" w:sz="1"/>
+              <w:bottom w:val="single" w:color="D2DCD6" w:sz="1"/>
+              <w:right w:val="single" w:color="D2DCD6" w:sz="1"/>
+            </w:tcBorders>
+            <w:shd w:fill="FFFFFF" w:val="clear"/>
+            <w:tcMar>
+              <w:top w:type="dxa" w:w="80"/>
+              <w:left w:type="dxa" w:w="100"/>
+              <w:bottom w:type="dxa" w:w="80"/>
+              <w:right w:type="dxa" w:w="100"/>
+            </w:tcMar>
+          </w:tcPr>
+          <w:p>
+            <w:pPr>
+              <w:spacing w:after="40"/>
+            </w:pPr>
+            <w:r>
+              <w:rPr>
+                <w:b w:val="false"/>
+                <w:bCs w:val="false"/>
+                <w:sz w:val="20"/>
+                <w:szCs w:val="20"/>
+              </w:rPr>
+              <w:t xml:space="preserve">Instalação, tipos/build, Vitest, backup, browsers/axe, Expo e TLS/reinício</w:t>
+            </w:r>
+          </w:p>
+        </w:tc>
+        <w:tc>
+          <w:tcPr>
+            <w:tcW w:type="dxa" w:w="3214"/>
+            <w:tcBorders>
+              <w:top w:val="single" w:color="D2DCD6" w:sz="1"/>
+              <w:left w:val="single" w:color="D2DCD6" w:sz="1"/>
+              <w:bottom w:val="single" w:color="D2DCD6" w:sz="1"/>
+              <w:right w:val="single" w:color="D2DCD6" w:sz="1"/>
+            </w:tcBorders>
+            <w:shd w:fill="FFFFFF" w:val="clear"/>
+            <w:tcMar>
+              <w:top w:type="dxa" w:w="80"/>
+              <w:left w:type="dxa" w:w="100"/>
+              <w:bottom w:type="dxa" w:w="80"/>
+              <w:right w:type="dxa" w:w="100"/>
+            </w:tcMar>
+          </w:tcPr>
+          <w:p>
+            <w:pPr>
+              <w:spacing w:after="40"/>
+            </w:pPr>
+            <w:r>
+              <w:rPr>
+                <w:b w:val="false"/>
+                <w:bCs w:val="false"/>
+                <w:sz w:val="20"/>
+                <w:szCs w:val="20"/>
+              </w:rPr>
+              <w:t xml:space="preserve">Tipos/build locais aprovados (evidencias/verificacao-build.txt); CI após Vite 8.2.4 aprovada (https://github.com/DaviSouza78/LinkAtletas/actions/runs/39645457806), registro remoto (evidencias/github-ci-pr-2.json)</w:t>
+            </w:r>
+          </w:p>
+        </w:tc>
+      </w:tr>
+      <w:tr>
+        <w:trPr>
+          <w:cantSplit/>
+          <w:tblHeader w:val="off"/>
+        </w:trPr>
+        <w:tc>
+          <w:tcPr>
+            <w:tcW w:type="dxa" w:w="3212"/>
+            <w:tcBorders>
+              <w:top w:val="single" w:color="D2DCD6" w:sz="1"/>
+              <w:left w:val="single" w:color="D2DCD6" w:sz="1"/>
+              <w:bottom w:val="single" w:color="D2DCD6" w:sz="1"/>
+              <w:right w:val="single" w:color="D2DCD6" w:sz="1"/>
+            </w:tcBorders>
+            <w:shd w:fill="FFFFFF" w:val="clear"/>
+            <w:tcMar>
+              <w:top w:type="dxa" w:w="80"/>
+              <w:left w:type="dxa" w:w="100"/>
+              <w:bottom w:type="dxa" w:w="80"/>
+              <w:right w:type="dxa" w:w="100"/>
+            </w:tcMar>
+          </w:tcPr>
+          <w:p>
+            <w:pPr>
+              <w:spacing w:after="40"/>
+            </w:pPr>
+            <w:r>
+              <w:rPr>
+                <w:b w:val="false"/>
+                <w:bCs w:val="false"/>
+                <w:sz w:val="20"/>
+                <w:szCs w:val="20"/>
+              </w:rPr>
               <w:t xml:space="preserve">Documentação</w:t>
             </w:r>
           </w:p>
@@ -2188,7 +2290,7 @@
         </w:rPr>
         <w:t xml:space="preserve">Na finalização de 15/10, o cenário de chat passou a forçar o fechamento atrasado da conexão descartada pelo StrictMode depois de aberta a conexão válida. O indicador permaneceu conectado e a troca real de mensagens foi verificada nos três motores. A </w:t>
       </w:r>
-      <w:hyperlink w:history="1" r:id="rIdchhl_wrmujlvqepe-tawh">
+      <w:hyperlink w:history="1" r:id="rId68tkc9y6owbfvu9jt9cn6">
         <w:r>
           <w:rPr>
             <w:rStyle w:val="Hyperlink"/>
@@ -2532,7 +2634,7 @@
           <w:b w:val="false"/>
           <w:bCs w:val="false"/>
         </w:rPr>
-        <w:t xml:space="preserve">Revisão técnica e documental de 15–20/10/2026</w:t>
+        <w:t xml:space="preserve">Revisão técnica e documental de 15–21/10/2026</w:t>
       </w:r>
     </w:p>
     <w:p>
@@ -2566,7 +2668,7 @@
         </w:rPr>
         <w:t xml:space="preserve"> também passou integralmente: </w:t>
       </w:r>
-      <w:hyperlink w:history="1" r:id="rId0ez5thcubtnuc-99nmici">
+      <w:hyperlink w:history="1" r:id="rIdz5wf0ggng1bn46aa9ue5u">
         <w:r>
           <w:rPr>
             <w:rStyle w:val="Hyperlink"/>
@@ -2579,7 +2681,7 @@
           <w:b w:val="false"/>
           <w:bCs w:val="false"/>
         </w:rPr>
-        <w:t xml:space="preserve">. As capturas consolidadas dos browsers e provas SQL/S3/TLS continuam identificadas pela execução aprovada 39506459529; ambas contêm as mesmas contagens de testes.</w:t>
+        <w:t xml:space="preserve">. As capturas consolidadas dos browsers e provas SQL/S3/TLS foram atualizadas com a execução aprovada 39645457806, após Vite 8.2.4 e a checagem do SDK fixado. A nova CI confirma 82 testes de API/unidade, 15 E2E e 22 testes móveis.</w:t>
       </w:r>
     </w:p>
     <w:p>
@@ -2629,7 +2731,7 @@
           <w:b w:val="false"/>
           <w:bCs w:val="false"/>
         </w:rPr>
-        <w:t xml:space="preserve">Os 15 E2E de 15/10 foram repetidos após a atualização dos plugins HTTP e passaram sem retry; a execução aprovada substitui o relatório parcial de uma tentativa interrompida. O cliente Expo 57.0.30 passou em 21 testes, tipos, dependências, Doctor 21/21 e exportação Hermes (613 módulos Android e 599 iOS). </w:t>
+        <w:t xml:space="preserve">Os 15 E2E de 15/10 foram repetidos após a atualização dos plugins HTTP e passaram sem retry; a execução aprovada substitui o relatório parcial de uma tentativa interrompida. O cliente Expo 57.0.30 passou em 22 testes, tipos, dependências, Doctor 21/21 e exportação Hermes (631 módulos Android e 633 iOS). </w:t>
       </w:r>
       <w:r>
         <w:rPr>
@@ -2838,6 +2940,446 @@
           <w:bCs w:val="false"/>
         </w:rPr>
         <w:t xml:space="preserve">. Esse smoke de Chrome não substitui os fluxos completos executados nas três engines.</w:t>
+      </w:r>
+    </w:p>
+    <w:p>
+      <w:pPr>
+        <w:spacing w:after="50"/>
+      </w:pPr>
+    </w:p>
+    <w:p>
+      <w:pPr>
+        <w:widowControl/>
+        <w:spacing w:after="100" w:line="260"/>
+      </w:pPr>
+      <w:r>
+        <w:rPr>
+          <w:b w:val="false"/>
+          <w:bCs w:val="false"/>
+        </w:rPr>
+        <w:t xml:space="preserve">O teste curto de mídia reproduziu no APK anterior a mensagem </w:t>
+      </w:r>
+      <w:r>
+        <w:rPr>
+          <w:rFonts w:ascii="Courier New" w:cs="Courier New" w:eastAsia="Courier New" w:hAnsi="Courier New"/>
+          <w:b w:val="false"/>
+          <w:bCs w:val="false"/>
+          <w:sz w:val="18"/>
+          <w:szCs w:val="18"/>
+        </w:rPr>
+        <w:t xml:space="preserve">Unsupported FormDataPart implementation</w:t>
+      </w:r>
+      <w:r>
+        <w:rPr>
+          <w:b w:val="false"/>
+          <w:bCs w:val="false"/>
+        </w:rPr>
+        <w:t xml:space="preserve">: </w:t>
+      </w:r>
+      <w:r>
+        <w:rPr>
+          <w:b w:val="false"/>
+          <w:bCs w:val="false"/>
+        </w:rPr>
+        <w:t xml:space="preserve">resultado de falha histórica (evidencias/android-upload-legado.json)</w:t>
+      </w:r>
+      <w:r>
+        <w:rPr>
+          <w:b w:val="false"/>
+          <w:bCs w:val="false"/>
+        </w:rPr>
+        <w:t xml:space="preserve">, </w:t>
+      </w:r>
+      <w:r>
+        <w:rPr>
+          <w:b w:val="false"/>
+          <w:bCs w:val="false"/>
+        </w:rPr>
+        <w:t xml:space="preserve">captura (evidencias/android-upload-legado.png)</w:t>
+      </w:r>
+      <w:r>
+        <w:rPr>
+          <w:b w:val="false"/>
+          <w:bCs w:val="false"/>
+        </w:rPr>
+        <w:t xml:space="preserve">. O </w:t>
+      </w:r>
+      <w:r>
+        <w:rPr>
+          <w:rFonts w:ascii="Courier New" w:cs="Courier New" w:eastAsia="Courier New" w:hAnsi="Courier New"/>
+          <w:b w:val="false"/>
+          <w:bCs w:val="false"/>
+          <w:sz w:val="18"/>
+          <w:szCs w:val="18"/>
+        </w:rPr>
+        <w:t xml:space="preserve">fetch</w:t>
+      </w:r>
+      <w:r>
+        <w:rPr>
+          <w:b w:val="false"/>
+          <w:bCs w:val="false"/>
+        </w:rPr>
+        <w:t xml:space="preserve"> global do Expo rejeita o objeto legado com URI; o cliente foi corrigido para transmitir </w:t>
+      </w:r>
+      <w:r>
+        <w:rPr>
+          <w:rFonts w:ascii="Courier New" w:cs="Courier New" w:eastAsia="Courier New" w:hAnsi="Courier New"/>
+          <w:b w:val="false"/>
+          <w:bCs w:val="false"/>
+          <w:sz w:val="18"/>
+          <w:szCs w:val="18"/>
+        </w:rPr>
+        <w:t xml:space="preserve">File</w:t>
+      </w:r>
+      <w:r>
+        <w:rPr>
+          <w:b w:val="false"/>
+          <w:bCs w:val="false"/>
+        </w:rPr>
+        <w:t xml:space="preserve">, preservando o nome original, com regressão de bytes/MIME/nome/autenticação. Os 22 testes móveis passaram. A fixture PNG também teve seu CRC corrigido. Esse registro histórico não é contabilizado como teste aprovado do APK corrigido.</w:t>
+      </w:r>
+    </w:p>
+    <w:p>
+      <w:pPr>
+        <w:spacing w:after="50"/>
+      </w:pPr>
+    </w:p>
+    <w:p>
+      <w:pPr>
+        <w:widowControl/>
+        <w:spacing w:after="100" w:line="260"/>
+      </w:pPr>
+      <w:r>
+        <w:rPr>
+          <w:b w:val="false"/>
+          <w:bCs w:val="false"/>
+        </w:rPr>
+        <w:t xml:space="preserve">Em 21/10, o Chrome instalado revelou overflow na página inicial a 390 px, fora das jornadas autenticadas existentes. O cabeçalho e as colunas públicas receberam regras responsivas; o menu móvel ganhou rótulo, estado expandido e navegação que fecha após escolher uma seção. A página passou em 320/390/1440, sem overflow ou erro JavaScript: </w:t>
+      </w:r>
+      <w:r>
+        <w:rPr>
+          <w:b w:val="false"/>
+          <w:bCs w:val="false"/>
+        </w:rPr>
+        <w:t xml:space="preserve">resultado e navegação (evidencias/chrome-landing-revisada.json)</w:t>
+      </w:r>
+      <w:r>
+        <w:rPr>
+          <w:b w:val="false"/>
+          <w:bCs w:val="false"/>
+        </w:rPr>
+        <w:t xml:space="preserve">, </w:t>
+      </w:r>
+      <w:r>
+        <w:rPr>
+          <w:b w:val="false"/>
+          <w:bCs w:val="false"/>
+        </w:rPr>
+        <w:t xml:space="preserve">captura móvel (evidencias/chrome-landing-390.png)</w:t>
+      </w:r>
+      <w:r>
+        <w:rPr>
+          <w:b w:val="false"/>
+          <w:bCs w:val="false"/>
+        </w:rPr>
+        <w:t xml:space="preserve">. A quantidade de modalidades agora usa o catálogo real de cinco itens; a média de avaliações fictícia foi removida e o gráfico foi identificado como ilustrativo.</w:t>
+      </w:r>
+    </w:p>
+    <w:p>
+      <w:pPr>
+        <w:spacing w:after="50"/>
+      </w:pPr>
+    </w:p>
+    <w:p>
+      <w:pPr>
+        <w:widowControl/>
+        <w:spacing w:after="100" w:line="260"/>
+      </w:pPr>
+      <w:r>
+        <w:rPr>
+          <w:b w:val="false"/>
+          <w:bCs w:val="false"/>
+        </w:rPr>
+        <w:t xml:space="preserve">A checagem axe da página pública apontou contraste insuficiente na faixa de informações, numeração dos cartões/passos e indicador de exemplo. As cores foram corrigidas; o cabeçalho móvel recebeu fundo escuro para manter a leitura sobre a imagem. A nova execução em 320/390/1440 retornou zero violações nas regras WCAG 2 A/AA e 2.1 A/AA verificadas: </w:t>
+      </w:r>
+      <w:r>
+        <w:rPr>
+          <w:b w:val="false"/>
+          <w:bCs w:val="false"/>
+        </w:rPr>
+        <w:t xml:space="preserve">resultado, incluindo verificações incompletas (evidencias/chrome-landing-axe.json)</w:t>
+      </w:r>
+      <w:r>
+        <w:rPr>
+          <w:b w:val="false"/>
+          <w:bCs w:val="false"/>
+        </w:rPr>
+        <w:t xml:space="preserve">. Essa análise automática não substitui avaliação manual integral ou leitor de tela.</w:t>
+      </w:r>
+    </w:p>
+    <w:p>
+      <w:pPr>
+        <w:spacing w:after="50"/>
+      </w:pPr>
+    </w:p>
+    <w:p>
+      <w:pPr>
+        <w:pStyle w:val="Heading1"/>
+        <w:keepNext/>
+      </w:pPr>
+      <w:r>
+        <w:rPr>
+          <w:b w:val="false"/>
+          <w:bCs w:val="false"/>
+        </w:rPr>
+        <w:t xml:space="preserve">APK conectado — jornada completa aprovada em 21/10/2026</w:t>
+      </w:r>
+    </w:p>
+    <w:p>
+      <w:pPr>
+        <w:spacing w:after="50"/>
+      </w:pPr>
+    </w:p>
+    <w:p>
+      <w:pPr>
+        <w:widowControl/>
+        <w:spacing w:after="100" w:line="260"/>
+      </w:pPr>
+      <w:r>
+        <w:rPr>
+          <w:b w:val="false"/>
+          <w:bCs w:val="false"/>
+        </w:rPr>
+        <w:t xml:space="preserve">O APK de SHA-256 </w:t>
+      </w:r>
+      <w:r>
+        <w:rPr>
+          <w:rFonts w:ascii="Courier New" w:cs="Courier New" w:eastAsia="Courier New" w:hAnsi="Courier New"/>
+          <w:b w:val="false"/>
+          <w:bCs w:val="false"/>
+          <w:sz w:val="18"/>
+          <w:szCs w:val="18"/>
+        </w:rPr>
+        <w:t xml:space="preserve">5e8365264c329bbb5539b0ab3b5affb664440705c3fe12ec9eb833dbf39fdc0b</w:t>
+      </w:r>
+      <w:r>
+        <w:rPr>
+          <w:b w:val="false"/>
+          <w:bCs w:val="false"/>
+        </w:rPr>
+        <w:t xml:space="preserve">, fonte </w:t>
+      </w:r>
+      <w:r>
+        <w:rPr>
+          <w:rFonts w:ascii="Courier New" w:cs="Courier New" w:eastAsia="Courier New" w:hAnsi="Courier New"/>
+          <w:b w:val="false"/>
+          <w:bCs w:val="false"/>
+          <w:sz w:val="18"/>
+          <w:szCs w:val="18"/>
+        </w:rPr>
+        <w:t xml:space="preserve">e3393fa</w:t>
+      </w:r>
+      <w:r>
+        <w:rPr>
+          <w:b w:val="false"/>
+          <w:bCs w:val="false"/>
+        </w:rPr>
+        <w:t xml:space="preserve">, passou pelas 18 etapas no Android API 35 x86_64: </w:t>
+      </w:r>
+      <w:r>
+        <w:rPr>
+          <w:b w:val="false"/>
+          <w:bCs w:val="false"/>
+        </w:rPr>
+        <w:t xml:space="preserve">resultado completo (evidencias/android-integrated-result.json)</w:t>
+      </w:r>
+      <w:r>
+        <w:rPr>
+          <w:b w:val="false"/>
+          <w:bCs w:val="false"/>
+        </w:rPr>
+        <w:t xml:space="preserve">, </w:t>
+      </w:r>
+      <w:r>
+        <w:rPr>
+          <w:b w:val="false"/>
+          <w:bCs w:val="false"/>
+        </w:rPr>
+        <w:t xml:space="preserve">registro do GitHub (evidencias/github-android-integrated.json)</w:t>
+      </w:r>
+      <w:r>
+        <w:rPr>
+          <w:b w:val="false"/>
+          <w:bCs w:val="false"/>
+        </w:rPr>
+        <w:t xml:space="preserve">. A automação usou o commit </w:t>
+      </w:r>
+      <w:r>
+        <w:rPr>
+          <w:rFonts w:ascii="Courier New" w:cs="Courier New" w:eastAsia="Courier New" w:hAnsi="Courier New"/>
+          <w:b w:val="false"/>
+          <w:bCs w:val="false"/>
+          <w:sz w:val="18"/>
+          <w:szCs w:val="18"/>
+        </w:rPr>
+        <w:t xml:space="preserve">588071d</w:t>
+      </w:r>
+      <w:r>
+        <w:rPr>
+          <w:b w:val="false"/>
+          <w:bCs w:val="false"/>
+        </w:rPr>
+        <w:t xml:space="preserve">; o código do APK e o roteiro de teste possuem proveniências distintas e explícitas.</w:t>
+      </w:r>
+    </w:p>
+    <w:p>
+      <w:pPr>
+        <w:spacing w:after="50"/>
+      </w:pPr>
+    </w:p>
+    <w:p>
+      <w:pPr>
+        <w:widowControl/>
+        <w:spacing w:after="100" w:line="260"/>
+      </w:pPr>
+      <w:r>
+        <w:rPr>
+          <w:b w:val="false"/>
+          <w:bCs w:val="false"/>
+        </w:rPr>
+        <w:t xml:space="preserve">Foram conferidos acesso inválido/perfil recusado, cadastro, restauração real do SecureStore, consentimentos/saúde, perfil, contratação, execução de treino, chat bidirecional, consultoria, avaliação elegível na fixture, modo financeiro sem cobrança, seletor/upload S3/correção, notificações, reinicialização, recuperação por SMTP/token/senha nova, revogação da mídia e encerramento/revogação da sessão. Os dados são fictícios, o banco termina em </w:t>
+      </w:r>
+      <w:r>
+        <w:rPr>
+          <w:rFonts w:ascii="Courier New" w:cs="Courier New" w:eastAsia="Courier New" w:hAnsi="Courier New"/>
+          <w:b w:val="false"/>
+          <w:bCs w:val="false"/>
+          <w:sz w:val="18"/>
+          <w:szCs w:val="18"/>
+        </w:rPr>
+        <w:t xml:space="preserve">_test</w:t>
+      </w:r>
+      <w:r>
+        <w:rPr>
+          <w:b w:val="false"/>
+          <w:bCs w:val="false"/>
+        </w:rPr>
+        <w:t xml:space="preserve"> e a carência da avaliação foi reduzida só nessa fixture. Não houve crash detectado nos logs examinados: </w:t>
+      </w:r>
+      <w:r>
+        <w:rPr>
+          <w:b w:val="false"/>
+          <w:bCs w:val="false"/>
+        </w:rPr>
+        <w:t xml:space="preserve">log (evidencias/android-integrated-errors.log)</w:t>
+      </w:r>
+      <w:r>
+        <w:rPr>
+          <w:b w:val="false"/>
+          <w:bCs w:val="false"/>
+        </w:rPr>
+        <w:t xml:space="preserve">.</w:t>
+      </w:r>
+    </w:p>
+    <w:p>
+      <w:pPr>
+        <w:spacing w:after="50"/>
+      </w:pPr>
+    </w:p>
+    <w:p>
+      <w:pPr>
+        <w:widowControl/>
+        <w:spacing w:after="100" w:line="260"/>
+      </w:pPr>
+      <w:r>
+        <w:rPr>
+          <w:b w:val="false"/>
+          <w:bCs w:val="false"/>
+        </w:rPr>
+        <w:t xml:space="preserve">Uma tentativa anterior aprovou 17 etapas, mas procurou o botão final com capitalização diferente da exibida pelo diálogo Android; o seletor foi corrigido para o texto nativo em maiúsculas. A primeira tentativa do run final perdeu o ADB durante </w:t>
+      </w:r>
+      <w:r>
+        <w:rPr>
+          <w:rFonts w:ascii="Courier New" w:cs="Courier New" w:eastAsia="Courier New" w:hAnsi="Courier New"/>
+          <w:b w:val="false"/>
+          <w:bCs w:val="false"/>
+          <w:sz w:val="18"/>
+          <w:szCs w:val="18"/>
+        </w:rPr>
+        <w:t xml:space="preserve">dumpsys input_method</w:t>
+      </w:r>
+      <w:r>
+        <w:rPr>
+          <w:b w:val="false"/>
+          <w:bCs w:val="false"/>
+        </w:rPr>
+        <w:t xml:space="preserve">, sem diagnóstico suficiente para atribuir causa ao aplicativo. A tentativa 2 repetiu a jornada inteira e passou, em 802,68 s, sem evento do launcher registrado. As tentativas incompletas não foram somadas para produzir o resultado de 18/18.</w:t>
+      </w:r>
+    </w:p>
+    <w:p>
+      <w:pPr>
+        <w:spacing w:after="50"/>
+      </w:pPr>
+    </w:p>
+    <w:p>
+      <w:pPr>
+        <w:widowControl/>
+        <w:spacing w:after="100" w:line="260"/>
+      </w:pPr>
+      <w:r>
+        <w:rPr>
+          <w:b w:val="false"/>
+          <w:bCs w:val="false"/>
+        </w:rPr>
+        <w:t xml:space="preserve">Na verificação de 21/10, o catálogo online do Expo recomendou 57.0.31/Sharing 57.0.24; o APK validado utiliza 57.0.30/57.0.23. A CI agora verifica instalação exata e compatibilidade dos nove pacotes de runtime contra </w:t>
+      </w:r>
+      <w:r>
+        <w:rPr>
+          <w:rFonts w:ascii="Courier New" w:cs="Courier New" w:eastAsia="Courier New" w:hAnsi="Courier New"/>
+          <w:b w:val="false"/>
+          <w:bCs w:val="false"/>
+          <w:sz w:val="18"/>
+          <w:szCs w:val="18"/>
+        </w:rPr>
+        <w:t xml:space="preserve">bundledNativeModules.json</w:t>
+      </w:r>
+      <w:r>
+        <w:rPr>
+          <w:b w:val="false"/>
+          <w:bCs w:val="false"/>
+        </w:rPr>
+        <w:t xml:space="preserve"> do SDK 57.0.30 fixado: </w:t>
+      </w:r>
+      <w:r>
+        <w:rPr>
+          <w:b w:val="false"/>
+          <w:bCs w:val="false"/>
+        </w:rPr>
+        <w:t xml:space="preserve">resultado (evidencias/mobile-compatibility-locked.json)</w:t>
+      </w:r>
+      <w:r>
+        <w:rPr>
+          <w:b w:val="false"/>
+          <w:bCs w:val="false"/>
+        </w:rPr>
+        <w:t xml:space="preserve">. </w:t>
+      </w:r>
+      <w:r>
+        <w:rPr>
+          <w:rFonts w:ascii="Courier New" w:cs="Courier New" w:eastAsia="Courier New" w:hAnsi="Courier New"/>
+          <w:b w:val="false"/>
+          <w:bCs w:val="false"/>
+          <w:sz w:val="18"/>
+          <w:szCs w:val="18"/>
+        </w:rPr>
+        <w:t xml:space="preserve">pnpm --dir mobile check:updates</w:t>
+      </w:r>
+      <w:r>
+        <w:rPr>
+          <w:b w:val="false"/>
+          <w:bCs w:val="false"/>
+        </w:rPr>
+        <w:t xml:space="preserve"> mantém a consulta separada a recomendações online. A compatibilidade do runtime permanece verificada; atualizações do runtime exigem novo APK e novo ensaio. Doctor e auditorias anteriores conservam suas datas próprias.</w:t>
       </w:r>
     </w:p>
     <w:sectPr>
@@ -2900,7 +3442,7 @@
         <w:sz w:val="17"/>
         <w:szCs w:val="17"/>
       </w:rPr>
-      <w:t xml:space="preserve">LinkAtletas · 20/10/2026     </w:t>
+      <w:t xml:space="preserve">LinkAtletas · 21/10/2026     </w:t>
     </w:r>
     <w:r>
       <w:rPr>

--- a/docs/evolucao/relatorio-testes.docx
+++ b/docs/evolucao/relatorio-testes.docx
@@ -2290,7 +2290,7 @@
         </w:rPr>
         <w:t xml:space="preserve">Na finalização de 15/10, o cenário de chat passou a forçar o fechamento atrasado da conexão descartada pelo StrictMode depois de aberta a conexão válida. O indicador permaneceu conectado e a troca real de mensagens foi verificada nos três motores. A </w:t>
       </w:r>
-      <w:hyperlink w:history="1" r:id="rId68tkc9y6owbfvu9jt9cn6">
+      <w:hyperlink w:history="1" r:id="rIdn-xz9hbfhbn4_rfhjunuh">
         <w:r>
           <w:rPr>
             <w:rStyle w:val="Hyperlink"/>
@@ -2668,7 +2668,7 @@
         </w:rPr>
         <w:t xml:space="preserve"> também passou integralmente: </w:t>
       </w:r>
-      <w:hyperlink w:history="1" r:id="rIdz5wf0ggng1bn46aa9ue5u">
+      <w:hyperlink w:history="1" r:id="rIdbczkwmh6ylgojyzqazxge">
         <w:r>
           <w:rPr>
             <w:rStyle w:val="Hyperlink"/>
@@ -2823,7 +2823,7 @@
           <w:b w:val="false"/>
           <w:bCs w:val="false"/>
         </w:rPr>
-        <w:t xml:space="preserve"> preserva os originais e identifica ajustes de escopo que exigem alinhamento docente. Os modelos foram conferidos automaticamente contra 36 tabelas/257 colunas/45 FKs, 16 casos de uso únicos e 11 chamadas das sequências/OpenAPI, sem exportar dados de usuários.</w:t>
+        <w:t xml:space="preserve"> preserva os originais e identifica ajustes de escopo definidos pela equipe. Os modelos foram conferidos automaticamente contra 36 tabelas/257 colunas/45 FKs, 16 casos de uso únicos e 11 chamadas das sequências/OpenAPI, sem exportar dados de usuários.</w:t>
       </w:r>
     </w:p>
     <w:p>
@@ -3442,7 +3442,7 @@
         <w:sz w:val="17"/>
         <w:szCs w:val="17"/>
       </w:rPr>
-      <w:t xml:space="preserve">LinkAtletas · 21/10/2026     </w:t>
+      <w:t xml:space="preserve">LinkAtletas - 21/10/2026     </w:t>
     </w:r>
     <w:r>
       <w:rPr>
